--- a/2026/Рабочая тетрадь 7.docx
+++ b/2026/Рабочая тетрадь 7.docx
@@ -1175,10 +1175,10 @@
                 <w:kern w:val="0"/>
                 <w:sz w:val="24"/>
                 <w:szCs w:val="24"/>
-                <w:lang w:val="en-US" w:eastAsia="zh-CN"/>
+                <w:lang w:eastAsia="zh-CN"/>
                 <w14:ligatures w14:val="none"/>
               </w:rPr>
-              <w:t>30</w:t>
+              <w:t>11</w:t>
             </w:r>
             <w:r>
               <w:rPr>
@@ -1211,7 +1211,7 @@
                 <w:lang w:eastAsia="zh-CN"/>
                 <w14:ligatures w14:val="none"/>
               </w:rPr>
-              <w:t>апреля</w:t>
+              <w:t>мая</w:t>
             </w:r>
             <w:r>
               <w:rPr>
@@ -2668,14 +2668,1061 @@
     </w:p>
     <w:p>
       <w:pPr>
+        <w:pStyle w:val="af1"/>
+      </w:pPr>
+      <w:r>
+        <w:t>Задани</w:t>
+      </w:r>
+      <w:r>
+        <w:t>я</w:t>
+      </w:r>
+    </w:p>
+    <w:p>
+      <w:pPr>
+        <w:pStyle w:val="af3"/>
+      </w:pPr>
+      <w:r>
+        <w:t>1. Создайте линейную диаграмму показателей покупки на каждый день. Отобразите линейные диаграммы «суммы покупки» от «даты покупки» с цветом «Филиал». Установите, какие филиалы работают в данный момент, какие уже не работают. Установите, какой филиал самый прибыльный, а какой менее по средней покупке.</w:t>
+      </w:r>
+    </w:p>
+    <w:p>
+      <w:pPr>
+        <w:pStyle w:val="af3"/>
+      </w:pPr>
+    </w:p>
+    <w:p>
+      <w:pPr>
+        <w:pStyle w:val="af3"/>
+      </w:pPr>
+      <w:r>
+        <w:lastRenderedPageBreak/>
+        <w:t>Л</w:t>
+      </w:r>
+      <w:r>
+        <w:t>инейн</w:t>
+      </w:r>
+      <w:r>
+        <w:t>ая</w:t>
+      </w:r>
+      <w:r>
+        <w:t xml:space="preserve"> диаграмм</w:t>
+      </w:r>
+      <w:r>
+        <w:t>а</w:t>
+      </w:r>
+      <w:r>
+        <w:t xml:space="preserve"> показателей покупки на каждый день</w:t>
+      </w:r>
+      <w:r>
+        <w:t>:</w:t>
+      </w:r>
+    </w:p>
+    <w:p>
+      <w:pPr>
         <w:pStyle w:val="af5"/>
         <w:rPr>
           <w:lang w:val="ru-RU"/>
         </w:rPr>
       </w:pPr>
+      <w:r>
+        <w:drawing>
+          <wp:inline distT="0" distB="0" distL="0" distR="0" wp14:anchorId="7265BAA6" wp14:editId="1B1D635A">
+            <wp:extent cx="5940425" cy="2774315"/>
+            <wp:effectExtent l="0" t="0" r="3175" b="6985"/>
+            <wp:docPr id="1202782147" name="Рисунок 1"/>
+            <wp:cNvGraphicFramePr>
+              <a:graphicFrameLocks xmlns:a="http://schemas.openxmlformats.org/drawingml/2006/main" noChangeAspect="1"/>
+            </wp:cNvGraphicFramePr>
+            <a:graphic xmlns:a="http://schemas.openxmlformats.org/drawingml/2006/main">
+              <a:graphicData uri="http://schemas.openxmlformats.org/drawingml/2006/picture">
+                <pic:pic xmlns:pic="http://schemas.openxmlformats.org/drawingml/2006/picture">
+                  <pic:nvPicPr>
+                    <pic:cNvPr id="1202782147" name=""/>
+                    <pic:cNvPicPr/>
+                  </pic:nvPicPr>
+                  <pic:blipFill>
+                    <a:blip r:embed="rId13"/>
+                    <a:stretch>
+                      <a:fillRect/>
+                    </a:stretch>
+                  </pic:blipFill>
+                  <pic:spPr>
+                    <a:xfrm>
+                      <a:off x="0" y="0"/>
+                      <a:ext cx="5940425" cy="2774315"/>
+                    </a:xfrm>
+                    <a:prstGeom prst="rect">
+                      <a:avLst/>
+                    </a:prstGeom>
+                  </pic:spPr>
+                </pic:pic>
+              </a:graphicData>
+            </a:graphic>
+          </wp:inline>
+        </w:drawing>
+      </w:r>
+    </w:p>
+    <w:p>
+      <w:pPr>
+        <w:pStyle w:val="af3"/>
+      </w:pPr>
+      <w:r>
+        <w:t>Филиалы, которые работают в данный момент:</w:t>
+      </w:r>
+    </w:p>
+    <w:p>
+      <w:pPr>
+        <w:pStyle w:val="af5"/>
+        <w:rPr>
+          <w:lang w:val="ru-RU"/>
+        </w:rPr>
+      </w:pPr>
+      <w:r>
+        <w:rPr>
+          <w:lang w:val="ru-RU"/>
+        </w:rPr>
+        <w:drawing>
+          <wp:inline distT="0" distB="0" distL="0" distR="0" wp14:anchorId="0A37AF7A" wp14:editId="15538967">
+            <wp:extent cx="3848637" cy="2172003"/>
+            <wp:effectExtent l="0" t="0" r="0" b="0"/>
+            <wp:docPr id="2088449090" name="Рисунок 1"/>
+            <wp:cNvGraphicFramePr>
+              <a:graphicFrameLocks xmlns:a="http://schemas.openxmlformats.org/drawingml/2006/main" noChangeAspect="1"/>
+            </wp:cNvGraphicFramePr>
+            <a:graphic xmlns:a="http://schemas.openxmlformats.org/drawingml/2006/main">
+              <a:graphicData uri="http://schemas.openxmlformats.org/drawingml/2006/picture">
+                <pic:pic xmlns:pic="http://schemas.openxmlformats.org/drawingml/2006/picture">
+                  <pic:nvPicPr>
+                    <pic:cNvPr id="2088449090" name=""/>
+                    <pic:cNvPicPr/>
+                  </pic:nvPicPr>
+                  <pic:blipFill>
+                    <a:blip r:embed="rId14"/>
+                    <a:stretch>
+                      <a:fillRect/>
+                    </a:stretch>
+                  </pic:blipFill>
+                  <pic:spPr>
+                    <a:xfrm>
+                      <a:off x="0" y="0"/>
+                      <a:ext cx="3848637" cy="2172003"/>
+                    </a:xfrm>
+                    <a:prstGeom prst="rect">
+                      <a:avLst/>
+                    </a:prstGeom>
+                  </pic:spPr>
+                </pic:pic>
+              </a:graphicData>
+            </a:graphic>
+          </wp:inline>
+        </w:drawing>
+      </w:r>
+    </w:p>
+    <w:p>
+      <w:pPr>
+        <w:pStyle w:val="af3"/>
+      </w:pPr>
+      <w:r>
+        <w:t xml:space="preserve">Следовательно, филиал </w:t>
+      </w:r>
+      <w:proofErr w:type="gramStart"/>
+      <w:r>
+        <w:t>РС(</w:t>
+      </w:r>
+      <w:proofErr w:type="gramEnd"/>
+      <w:r>
+        <w:t>распределительный склад) не работает.</w:t>
+      </w:r>
+    </w:p>
+    <w:p>
+      <w:pPr>
+        <w:pStyle w:val="af3"/>
+      </w:pPr>
+      <w:r>
+        <w:t>Средняя покупка по филиалам:</w:t>
+      </w:r>
+    </w:p>
+    <w:p>
+      <w:pPr>
+        <w:pStyle w:val="af5"/>
+        <w:rPr>
+          <w:lang w:val="ru-RU"/>
+        </w:rPr>
+      </w:pPr>
+      <w:r>
+        <w:drawing>
+          <wp:inline distT="0" distB="0" distL="0" distR="0" wp14:anchorId="6C30C352" wp14:editId="41E679D6">
+            <wp:extent cx="3535967" cy="2340429"/>
+            <wp:effectExtent l="0" t="0" r="7620" b="3175"/>
+            <wp:docPr id="891387339" name="Рисунок 1"/>
+            <wp:cNvGraphicFramePr>
+              <a:graphicFrameLocks xmlns:a="http://schemas.openxmlformats.org/drawingml/2006/main" noChangeAspect="1"/>
+            </wp:cNvGraphicFramePr>
+            <a:graphic xmlns:a="http://schemas.openxmlformats.org/drawingml/2006/main">
+              <a:graphicData uri="http://schemas.openxmlformats.org/drawingml/2006/picture">
+                <pic:pic xmlns:pic="http://schemas.openxmlformats.org/drawingml/2006/picture">
+                  <pic:nvPicPr>
+                    <pic:cNvPr id="891387339" name=""/>
+                    <pic:cNvPicPr/>
+                  </pic:nvPicPr>
+                  <pic:blipFill>
+                    <a:blip r:embed="rId15"/>
+                    <a:stretch>
+                      <a:fillRect/>
+                    </a:stretch>
+                  </pic:blipFill>
+                  <pic:spPr>
+                    <a:xfrm>
+                      <a:off x="0" y="0"/>
+                      <a:ext cx="3539964" cy="2343075"/>
+                    </a:xfrm>
+                    <a:prstGeom prst="rect">
+                      <a:avLst/>
+                    </a:prstGeom>
+                  </pic:spPr>
+                </pic:pic>
+              </a:graphicData>
+            </a:graphic>
+          </wp:inline>
+        </w:drawing>
+      </w:r>
+    </w:p>
+    <w:p>
+      <w:pPr>
+        <w:pStyle w:val="af3"/>
+      </w:pPr>
+      <w:r>
+        <w:t>Самый прибыльный: РС</w:t>
+      </w:r>
+    </w:p>
+    <w:p>
+      <w:pPr>
+        <w:pStyle w:val="af3"/>
+      </w:pPr>
+      <w:r>
+        <w:lastRenderedPageBreak/>
+        <w:t>Менее прибыльный: Кафе-1</w:t>
+      </w:r>
+    </w:p>
+    <w:p>
+      <w:pPr>
+        <w:pStyle w:val="af3"/>
+        <w:rPr>
+          <w:lang w:val="en-US"/>
+        </w:rPr>
+      </w:pPr>
+      <w:r>
+        <w:t>2.</w:t>
+      </w:r>
+      <w:r>
+        <w:tab/>
+        <w:t>Сгруппируйте данные по чекам, датам и клиентам. Сформируйте в системе обработки данных выборку, для использования в визуализации данных среднего чека по столбцу сумма покупки.</w:t>
+      </w:r>
+    </w:p>
+    <w:p>
+      <w:pPr>
+        <w:pStyle w:val="af3"/>
+        <w:rPr>
+          <w:lang w:val="en-US"/>
+        </w:rPr>
+      </w:pPr>
+    </w:p>
+    <w:p>
+      <w:pPr>
+        <w:pStyle w:val="af3"/>
+      </w:pPr>
+      <w:r>
+        <w:t>Сгруппир</w:t>
+      </w:r>
+      <w:r>
+        <w:t>ованные</w:t>
+      </w:r>
+      <w:r>
+        <w:t xml:space="preserve"> данные по чекам, датам и клиентам</w:t>
+      </w:r>
+    </w:p>
+    <w:tbl>
+      <w:tblPr>
+        <w:tblStyle w:val="af9"/>
+        <w:tblW w:w="0" w:type="auto"/>
+        <w:tblLook w:val="04A0" w:firstRow="1" w:lastRow="0" w:firstColumn="1" w:lastColumn="0" w:noHBand="0" w:noVBand="1"/>
+      </w:tblPr>
+      <w:tblGrid>
+        <w:gridCol w:w="9345"/>
+      </w:tblGrid>
+      <w:tr>
+        <w:tc>
+          <w:tcPr>
+            <w:tcW w:w="9345" w:type="dxa"/>
+          </w:tcPr>
+          <w:p>
+            <w:pPr>
+              <w:pStyle w:val="af3"/>
+              <w:rPr>
+                <w:lang w:val="en-US"/>
+              </w:rPr>
+            </w:pPr>
+            <w:r>
+              <w:rPr>
+                <w:lang w:val="en-US"/>
+              </w:rPr>
+              <w:t>WITH checks AS (</w:t>
+            </w:r>
+          </w:p>
+          <w:p>
+            <w:pPr>
+              <w:pStyle w:val="af3"/>
+              <w:rPr>
+                <w:lang w:val="en-US"/>
+              </w:rPr>
+            </w:pPr>
+            <w:r>
+              <w:rPr>
+                <w:lang w:val="en-US"/>
+              </w:rPr>
+              <w:t xml:space="preserve">    SELECT</w:t>
+            </w:r>
+          </w:p>
+          <w:p>
+            <w:pPr>
+              <w:pStyle w:val="af3"/>
+              <w:rPr>
+                <w:lang w:val="en-US"/>
+              </w:rPr>
+            </w:pPr>
+            <w:r>
+              <w:rPr>
+                <w:lang w:val="en-US"/>
+              </w:rPr>
+              <w:t xml:space="preserve">        p."</w:t>
+            </w:r>
+            <w:proofErr w:type="spellStart"/>
+            <w:r>
+              <w:rPr>
+                <w:lang w:val="en-US"/>
+              </w:rPr>
+              <w:t>Номер</w:t>
+            </w:r>
+            <w:proofErr w:type="spellEnd"/>
+            <w:r>
+              <w:rPr>
+                <w:lang w:val="en-US"/>
+              </w:rPr>
+              <w:t xml:space="preserve"> </w:t>
+            </w:r>
+            <w:proofErr w:type="spellStart"/>
+            <w:r>
+              <w:rPr>
+                <w:lang w:val="en-US"/>
+              </w:rPr>
+              <w:t>чека</w:t>
+            </w:r>
+            <w:proofErr w:type="spellEnd"/>
+            <w:r>
+              <w:rPr>
+                <w:lang w:val="en-US"/>
+              </w:rPr>
+              <w:t>",</w:t>
+            </w:r>
+          </w:p>
+          <w:p>
+            <w:pPr>
+              <w:pStyle w:val="af3"/>
+            </w:pPr>
+            <w:r>
+              <w:rPr>
+                <w:lang w:val="en-US"/>
+              </w:rPr>
+              <w:t xml:space="preserve">        p</w:t>
+            </w:r>
+            <w:r>
+              <w:t>."Дата покупки",</w:t>
+            </w:r>
+          </w:p>
+          <w:p>
+            <w:pPr>
+              <w:pStyle w:val="af3"/>
+            </w:pPr>
+            <w:r>
+              <w:t xml:space="preserve">        </w:t>
+            </w:r>
+            <w:r>
+              <w:rPr>
+                <w:lang w:val="en-US"/>
+              </w:rPr>
+              <w:t>p</w:t>
+            </w:r>
+            <w:r>
+              <w:t>."</w:t>
+            </w:r>
+            <w:r>
+              <w:rPr>
+                <w:lang w:val="en-US"/>
+              </w:rPr>
+              <w:t>client</w:t>
+            </w:r>
+            <w:r>
+              <w:t>_</w:t>
+            </w:r>
+            <w:r>
+              <w:rPr>
+                <w:lang w:val="en-US"/>
+              </w:rPr>
+              <w:t>id</w:t>
+            </w:r>
+            <w:r>
+              <w:t>",</w:t>
+            </w:r>
+          </w:p>
+          <w:p>
+            <w:pPr>
+              <w:pStyle w:val="af3"/>
+            </w:pPr>
+          </w:p>
+          <w:p>
+            <w:pPr>
+              <w:pStyle w:val="af3"/>
+              <w:rPr>
+                <w:lang w:val="en-US"/>
+              </w:rPr>
+            </w:pPr>
+            <w:r>
+              <w:t xml:space="preserve">        </w:t>
+            </w:r>
+            <w:proofErr w:type="gramStart"/>
+            <w:r>
+              <w:rPr>
+                <w:lang w:val="en-US"/>
+              </w:rPr>
+              <w:t>SUM(</w:t>
+            </w:r>
+            <w:proofErr w:type="gramEnd"/>
+          </w:p>
+          <w:p>
+            <w:pPr>
+              <w:pStyle w:val="af3"/>
+              <w:rPr>
+                <w:lang w:val="en-US"/>
+              </w:rPr>
+            </w:pPr>
+            <w:r>
+              <w:rPr>
+                <w:lang w:val="en-US"/>
+              </w:rPr>
+              <w:t xml:space="preserve">            </w:t>
+            </w:r>
+            <w:proofErr w:type="gramStart"/>
+            <w:r>
+              <w:rPr>
+                <w:lang w:val="en-US"/>
+              </w:rPr>
+              <w:t>CAST(</w:t>
+            </w:r>
+            <w:proofErr w:type="gramEnd"/>
+          </w:p>
+          <w:p>
+            <w:pPr>
+              <w:pStyle w:val="af3"/>
+              <w:rPr>
+                <w:lang w:val="en-US"/>
+              </w:rPr>
+            </w:pPr>
+            <w:r>
+              <w:rPr>
+                <w:lang w:val="en-US"/>
+              </w:rPr>
+              <w:t xml:space="preserve">                </w:t>
+            </w:r>
+            <w:proofErr w:type="gramStart"/>
+            <w:r>
+              <w:rPr>
+                <w:lang w:val="en-US"/>
+              </w:rPr>
+              <w:t>REPLACE(</w:t>
+            </w:r>
+            <w:proofErr w:type="gramEnd"/>
+            <w:r>
+              <w:rPr>
+                <w:lang w:val="en-US"/>
+              </w:rPr>
+              <w:t>p."</w:t>
+            </w:r>
+            <w:proofErr w:type="spellStart"/>
+            <w:r>
+              <w:rPr>
+                <w:lang w:val="en-US"/>
+              </w:rPr>
+              <w:t>Сумма</w:t>
+            </w:r>
+            <w:proofErr w:type="spellEnd"/>
+            <w:r>
+              <w:rPr>
+                <w:lang w:val="en-US"/>
+              </w:rPr>
+              <w:t xml:space="preserve"> </w:t>
+            </w:r>
+            <w:proofErr w:type="spellStart"/>
+            <w:r>
+              <w:rPr>
+                <w:lang w:val="en-US"/>
+              </w:rPr>
+              <w:t>покупки</w:t>
+            </w:r>
+            <w:proofErr w:type="spellEnd"/>
+            <w:r>
+              <w:rPr>
+                <w:lang w:val="en-US"/>
+              </w:rPr>
+              <w:t>", ',', '.') AS NUMERIC</w:t>
+            </w:r>
+          </w:p>
+          <w:p>
+            <w:pPr>
+              <w:pStyle w:val="af3"/>
+              <w:rPr>
+                <w:lang w:val="en-US"/>
+              </w:rPr>
+            </w:pPr>
+            <w:r>
+              <w:rPr>
+                <w:lang w:val="en-US"/>
+              </w:rPr>
+              <w:t xml:space="preserve">            )</w:t>
+            </w:r>
+          </w:p>
+          <w:p>
+            <w:pPr>
+              <w:pStyle w:val="af3"/>
+              <w:rPr>
+                <w:lang w:val="en-US"/>
+              </w:rPr>
+            </w:pPr>
+            <w:r>
+              <w:rPr>
+                <w:lang w:val="en-US"/>
+              </w:rPr>
+              <w:t xml:space="preserve">        ) AS "</w:t>
+            </w:r>
+            <w:proofErr w:type="spellStart"/>
+            <w:r>
+              <w:rPr>
+                <w:lang w:val="en-US"/>
+              </w:rPr>
+              <w:t>Сумма</w:t>
+            </w:r>
+            <w:proofErr w:type="spellEnd"/>
+            <w:r>
+              <w:rPr>
+                <w:lang w:val="en-US"/>
+              </w:rPr>
+              <w:t xml:space="preserve"> </w:t>
+            </w:r>
+            <w:proofErr w:type="spellStart"/>
+            <w:r>
+              <w:rPr>
+                <w:lang w:val="en-US"/>
+              </w:rPr>
+              <w:t>чека</w:t>
+            </w:r>
+            <w:proofErr w:type="spellEnd"/>
+            <w:r>
+              <w:rPr>
+                <w:lang w:val="en-US"/>
+              </w:rPr>
+              <w:t>"</w:t>
+            </w:r>
+          </w:p>
+          <w:p>
+            <w:pPr>
+              <w:pStyle w:val="af3"/>
+              <w:rPr>
+                <w:lang w:val="en-US"/>
+              </w:rPr>
+            </w:pPr>
+          </w:p>
+          <w:p>
+            <w:pPr>
+              <w:pStyle w:val="af3"/>
+              <w:rPr>
+                <w:lang w:val="en-US"/>
+              </w:rPr>
+            </w:pPr>
+            <w:r>
+              <w:rPr>
+                <w:lang w:val="en-US"/>
+              </w:rPr>
+              <w:t xml:space="preserve">    FROM "</w:t>
+            </w:r>
+            <w:proofErr w:type="spellStart"/>
+            <w:r>
+              <w:rPr>
+                <w:lang w:val="en-US"/>
+              </w:rPr>
+              <w:t>Продажи</w:t>
+            </w:r>
+            <w:proofErr w:type="spellEnd"/>
+            <w:r>
+              <w:rPr>
+                <w:lang w:val="en-US"/>
+              </w:rPr>
+              <w:t>" p</w:t>
+            </w:r>
+          </w:p>
+          <w:p>
+            <w:pPr>
+              <w:pStyle w:val="af3"/>
+              <w:rPr>
+                <w:lang w:val="en-US"/>
+              </w:rPr>
+            </w:pPr>
+          </w:p>
+          <w:p>
+            <w:pPr>
+              <w:pStyle w:val="af3"/>
+              <w:rPr>
+                <w:lang w:val="en-US"/>
+              </w:rPr>
+            </w:pPr>
+            <w:r>
+              <w:rPr>
+                <w:lang w:val="en-US"/>
+              </w:rPr>
+              <w:t xml:space="preserve">    LEFT JOIN "</w:t>
+            </w:r>
+            <w:proofErr w:type="spellStart"/>
+            <w:r>
+              <w:rPr>
+                <w:lang w:val="en-US"/>
+              </w:rPr>
+              <w:t>Клиенты</w:t>
+            </w:r>
+            <w:proofErr w:type="spellEnd"/>
+            <w:r>
+              <w:rPr>
+                <w:lang w:val="en-US"/>
+              </w:rPr>
+              <w:t>" c</w:t>
+            </w:r>
+          </w:p>
+          <w:p>
+            <w:pPr>
+              <w:pStyle w:val="af3"/>
+              <w:rPr>
+                <w:lang w:val="en-US"/>
+              </w:rPr>
+            </w:pPr>
+            <w:r>
+              <w:rPr>
+                <w:lang w:val="en-US"/>
+              </w:rPr>
+              <w:t xml:space="preserve">        ON p."</w:t>
+            </w:r>
+            <w:proofErr w:type="spellStart"/>
+            <w:r>
+              <w:rPr>
+                <w:lang w:val="en-US"/>
+              </w:rPr>
+              <w:t>client_id</w:t>
+            </w:r>
+            <w:proofErr w:type="spellEnd"/>
+            <w:r>
+              <w:rPr>
+                <w:lang w:val="en-US"/>
+              </w:rPr>
+              <w:t>" = c."</w:t>
+            </w:r>
+            <w:proofErr w:type="spellStart"/>
+            <w:r>
+              <w:rPr>
+                <w:lang w:val="en-US"/>
+              </w:rPr>
+              <w:t>client_id</w:t>
+            </w:r>
+            <w:proofErr w:type="spellEnd"/>
+            <w:r>
+              <w:rPr>
+                <w:lang w:val="en-US"/>
+              </w:rPr>
+              <w:t>"</w:t>
+            </w:r>
+          </w:p>
+          <w:p>
+            <w:pPr>
+              <w:pStyle w:val="af3"/>
+              <w:rPr>
+                <w:lang w:val="en-US"/>
+              </w:rPr>
+            </w:pPr>
+          </w:p>
+          <w:p>
+            <w:pPr>
+              <w:pStyle w:val="af3"/>
+              <w:rPr>
+                <w:lang w:val="en-US"/>
+              </w:rPr>
+            </w:pPr>
+            <w:r>
+              <w:rPr>
+                <w:lang w:val="en-US"/>
+              </w:rPr>
+              <w:t xml:space="preserve">    LEFT JOIN "</w:t>
+            </w:r>
+            <w:proofErr w:type="spellStart"/>
+            <w:r>
+              <w:rPr>
+                <w:lang w:val="en-US"/>
+              </w:rPr>
+              <w:t>Продукты</w:t>
+            </w:r>
+            <w:proofErr w:type="spellEnd"/>
+            <w:r>
+              <w:rPr>
+                <w:lang w:val="en-US"/>
+              </w:rPr>
+              <w:t>" pr</w:t>
+            </w:r>
+          </w:p>
+          <w:p>
+            <w:pPr>
+              <w:pStyle w:val="af3"/>
+              <w:rPr>
+                <w:lang w:val="en-US"/>
+              </w:rPr>
+            </w:pPr>
+            <w:r>
+              <w:rPr>
+                <w:lang w:val="en-US"/>
+              </w:rPr>
+              <w:t xml:space="preserve">        ON p."</w:t>
+            </w:r>
+            <w:proofErr w:type="spellStart"/>
+            <w:r>
+              <w:rPr>
+                <w:lang w:val="en-US"/>
+              </w:rPr>
+              <w:t>product_key</w:t>
+            </w:r>
+            <w:proofErr w:type="spellEnd"/>
+            <w:r>
+              <w:rPr>
+                <w:lang w:val="en-US"/>
+              </w:rPr>
+              <w:t>" = pr."</w:t>
+            </w:r>
+            <w:proofErr w:type="spellStart"/>
+            <w:r>
+              <w:rPr>
+                <w:lang w:val="en-US"/>
+              </w:rPr>
+              <w:t>product_key</w:t>
+            </w:r>
+            <w:proofErr w:type="spellEnd"/>
+            <w:r>
+              <w:rPr>
+                <w:lang w:val="en-US"/>
+              </w:rPr>
+              <w:t>"</w:t>
+            </w:r>
+          </w:p>
+          <w:p>
+            <w:pPr>
+              <w:pStyle w:val="af3"/>
+              <w:rPr>
+                <w:lang w:val="en-US"/>
+              </w:rPr>
+            </w:pPr>
+          </w:p>
+          <w:p>
+            <w:pPr>
+              <w:pStyle w:val="af3"/>
+              <w:rPr>
+                <w:lang w:val="en-US"/>
+              </w:rPr>
+            </w:pPr>
+            <w:r>
+              <w:rPr>
+                <w:lang w:val="en-US"/>
+              </w:rPr>
+              <w:t xml:space="preserve">    WHERE p."</w:t>
+            </w:r>
+            <w:proofErr w:type="spellStart"/>
+            <w:r>
+              <w:rPr>
+                <w:lang w:val="en-US"/>
+              </w:rPr>
+              <w:t>Номер</w:t>
+            </w:r>
+            <w:proofErr w:type="spellEnd"/>
+            <w:r>
+              <w:rPr>
+                <w:lang w:val="en-US"/>
+              </w:rPr>
+              <w:t xml:space="preserve"> </w:t>
+            </w:r>
+            <w:proofErr w:type="spellStart"/>
+            <w:r>
+              <w:rPr>
+                <w:lang w:val="en-US"/>
+              </w:rPr>
+              <w:t>чека</w:t>
+            </w:r>
+            <w:proofErr w:type="spellEnd"/>
+            <w:r>
+              <w:rPr>
+                <w:lang w:val="en-US"/>
+              </w:rPr>
+              <w:t>" IS NOT NULL</w:t>
+            </w:r>
+          </w:p>
+          <w:p>
+            <w:pPr>
+              <w:pStyle w:val="af3"/>
+              <w:rPr>
+                <w:lang w:val="en-US"/>
+              </w:rPr>
+            </w:pPr>
+          </w:p>
+          <w:p>
+            <w:pPr>
+              <w:pStyle w:val="af3"/>
+              <w:rPr>
+                <w:lang w:val="en-US"/>
+              </w:rPr>
+            </w:pPr>
+            <w:r>
+              <w:rPr>
+                <w:lang w:val="en-US"/>
+              </w:rPr>
+              <w:t xml:space="preserve">    GROUP BY</w:t>
+            </w:r>
+          </w:p>
+          <w:p>
+            <w:pPr>
+              <w:pStyle w:val="af3"/>
+              <w:rPr>
+                <w:lang w:val="en-US"/>
+              </w:rPr>
+            </w:pPr>
+            <w:r>
+              <w:rPr>
+                <w:lang w:val="en-US"/>
+              </w:rPr>
+              <w:t xml:space="preserve">        p."</w:t>
+            </w:r>
+            <w:proofErr w:type="spellStart"/>
+            <w:r>
+              <w:rPr>
+                <w:lang w:val="en-US"/>
+              </w:rPr>
+              <w:t>Номер</w:t>
+            </w:r>
+            <w:proofErr w:type="spellEnd"/>
+            <w:r>
+              <w:rPr>
+                <w:lang w:val="en-US"/>
+              </w:rPr>
+              <w:t xml:space="preserve"> </w:t>
+            </w:r>
+            <w:proofErr w:type="spellStart"/>
+            <w:r>
+              <w:rPr>
+                <w:lang w:val="en-US"/>
+              </w:rPr>
+              <w:t>чека</w:t>
+            </w:r>
+            <w:proofErr w:type="spellEnd"/>
+            <w:r>
+              <w:rPr>
+                <w:lang w:val="en-US"/>
+              </w:rPr>
+              <w:t>",</w:t>
+            </w:r>
+          </w:p>
+          <w:p>
+            <w:pPr>
+              <w:pStyle w:val="af3"/>
+            </w:pPr>
+            <w:r>
+              <w:rPr>
+                <w:lang w:val="en-US"/>
+              </w:rPr>
+              <w:lastRenderedPageBreak/>
+              <w:t xml:space="preserve">        p</w:t>
+            </w:r>
+            <w:r>
+              <w:t>."Дата покупки",</w:t>
+            </w:r>
+          </w:p>
+          <w:p>
+            <w:pPr>
+              <w:pStyle w:val="af3"/>
+            </w:pPr>
+            <w:r>
+              <w:t xml:space="preserve">        </w:t>
+            </w:r>
+            <w:r>
+              <w:rPr>
+                <w:lang w:val="en-US"/>
+              </w:rPr>
+              <w:t>p</w:t>
+            </w:r>
+            <w:r>
+              <w:t>."</w:t>
+            </w:r>
+            <w:r>
+              <w:rPr>
+                <w:lang w:val="en-US"/>
+              </w:rPr>
+              <w:t>client</w:t>
+            </w:r>
+            <w:r>
+              <w:t>_</w:t>
+            </w:r>
+            <w:r>
+              <w:rPr>
+                <w:lang w:val="en-US"/>
+              </w:rPr>
+              <w:t>id</w:t>
+            </w:r>
+            <w:r>
+              <w:t>"</w:t>
+            </w:r>
+          </w:p>
+          <w:p>
+            <w:pPr>
+              <w:pStyle w:val="af3"/>
+            </w:pPr>
+            <w:r>
+              <w:t>)</w:t>
+            </w:r>
+          </w:p>
+          <w:p>
+            <w:pPr>
+              <w:pStyle w:val="af3"/>
+            </w:pPr>
+          </w:p>
+          <w:p>
+            <w:pPr>
+              <w:pStyle w:val="af3"/>
+            </w:pPr>
+            <w:r>
+              <w:rPr>
+                <w:lang w:val="en-US"/>
+              </w:rPr>
+              <w:t>SELECT</w:t>
+            </w:r>
+          </w:p>
+          <w:p>
+            <w:pPr>
+              <w:pStyle w:val="af3"/>
+            </w:pPr>
+            <w:r>
+              <w:t xml:space="preserve">    </w:t>
+            </w:r>
+            <w:proofErr w:type="gramStart"/>
+            <w:r>
+              <w:rPr>
+                <w:lang w:val="en-US"/>
+              </w:rPr>
+              <w:t>ROUND</w:t>
+            </w:r>
+            <w:r>
+              <w:t>(</w:t>
+            </w:r>
+            <w:r>
+              <w:rPr>
+                <w:lang w:val="en-US"/>
+              </w:rPr>
+              <w:t>AVG</w:t>
+            </w:r>
+            <w:r>
+              <w:t>(</w:t>
+            </w:r>
+            <w:proofErr w:type="gramEnd"/>
+            <w:r>
+              <w:t xml:space="preserve">"Сумма чека"), 2) </w:t>
+            </w:r>
+            <w:r>
+              <w:rPr>
+                <w:lang w:val="en-US"/>
+              </w:rPr>
+              <w:t>AS</w:t>
+            </w:r>
+            <w:r>
+              <w:t xml:space="preserve"> "Средняя покупка"</w:t>
+            </w:r>
+          </w:p>
+          <w:p>
+            <w:pPr>
+              <w:pStyle w:val="af3"/>
+              <w:ind w:firstLine="0"/>
+              <w:rPr>
+                <w:lang w:val="en-US"/>
+              </w:rPr>
+            </w:pPr>
+            <w:r>
+              <w:rPr>
+                <w:lang w:val="en-US"/>
+              </w:rPr>
+              <w:t>FROM checks;</w:t>
+            </w:r>
+          </w:p>
+        </w:tc>
+      </w:tr>
+    </w:tbl>
+    <w:p>
+      <w:pPr>
+        <w:pStyle w:val="af5"/>
+      </w:pPr>
+      <w:r>
+        <w:lastRenderedPageBreak/>
+        <w:drawing>
+          <wp:inline distT="0" distB="0" distL="0" distR="0" wp14:anchorId="14675F92" wp14:editId="5CCA2F44">
+            <wp:extent cx="2542857" cy="1638095"/>
+            <wp:effectExtent l="0" t="0" r="0" b="635"/>
+            <wp:docPr id="1343244545" name="Рисунок 1"/>
+            <wp:cNvGraphicFramePr>
+              <a:graphicFrameLocks xmlns:a="http://schemas.openxmlformats.org/drawingml/2006/main" noChangeAspect="1"/>
+            </wp:cNvGraphicFramePr>
+            <a:graphic xmlns:a="http://schemas.openxmlformats.org/drawingml/2006/main">
+              <a:graphicData uri="http://schemas.openxmlformats.org/drawingml/2006/picture">
+                <pic:pic xmlns:pic="http://schemas.openxmlformats.org/drawingml/2006/picture">
+                  <pic:nvPicPr>
+                    <pic:cNvPr id="1343244545" name=""/>
+                    <pic:cNvPicPr/>
+                  </pic:nvPicPr>
+                  <pic:blipFill>
+                    <a:blip r:embed="rId16"/>
+                    <a:stretch>
+                      <a:fillRect/>
+                    </a:stretch>
+                  </pic:blipFill>
+                  <pic:spPr>
+                    <a:xfrm>
+                      <a:off x="0" y="0"/>
+                      <a:ext cx="2542857" cy="1638095"/>
+                    </a:xfrm>
+                    <a:prstGeom prst="rect">
+                      <a:avLst/>
+                    </a:prstGeom>
+                  </pic:spPr>
+                </pic:pic>
+              </a:graphicData>
+            </a:graphic>
+          </wp:inline>
+        </w:drawing>
+      </w:r>
+    </w:p>
+    <w:p>
+      <w:pPr>
+        <w:pStyle w:val="af3"/>
+        <w:rPr>
+          <w:lang w:val="en-US"/>
+        </w:rPr>
+      </w:pPr>
     </w:p>
     <w:sectPr>
-      <w:footerReference w:type="default" r:id="rId13"/>
+      <w:footerReference w:type="default" r:id="rId17"/>
       <w:pgSz w:w="11906" w:h="16838"/>
       <w:pgMar w:top="1134" w:right="850" w:bottom="1134" w:left="1701" w:header="720" w:footer="720" w:gutter="0"/>
       <w:cols w:space="720"/>
@@ -2815,6 +3862,92 @@
 <file path=word/numbering.xml><?xml version="1.0" encoding="utf-8"?>
 <w:numbering xmlns:wpc="http://schemas.microsoft.com/office/word/2010/wordprocessingCanvas" xmlns:cx="http://schemas.microsoft.com/office/drawing/2014/chartex" xmlns:cx1="http://schemas.microsoft.com/office/drawing/2015/9/8/chartex" xmlns:cx2="http://schemas.microsoft.com/office/drawing/2015/10/21/chartex" xmlns:cx3="http://schemas.microsoft.com/office/drawing/2016/5/9/chartex" xmlns:cx4="http://schemas.microsoft.com/office/drawing/2016/5/10/chartex" xmlns:cx5="http://schemas.microsoft.com/office/drawing/2016/5/11/chartex" xmlns:cx6="http://schemas.microsoft.com/office/drawing/2016/5/12/chartex" xmlns:cx7="http://schemas.microsoft.com/office/drawing/2016/5/13/chartex" xmlns:cx8="http://schemas.microsoft.com/office/drawing/2016/5/14/chartex" xmlns:mc="http://schemas.openxmlformats.org/markup-compatibility/2006" xmlns:aink="http://schemas.microsoft.com/office/drawing/2016/ink" xmlns:am3d="http://schemas.microsoft.com/office/drawing/2017/model3d" xmlns:o="urn:schemas-microsoft-com:office:office" xmlns:oel="http://schemas.microsoft.com/office/2019/extlst" xmlns:r="http://schemas.openxmlformats.org/officeDocument/2006/relationships" xmlns:m="http://schemas.openxmlformats.org/officeDocument/2006/math" xmlns:v="urn:schemas-microsoft-com:vml" xmlns:wp14="http://schemas.microsoft.com/office/word/2010/wordprocessingDrawing" xmlns:wp="http://schemas.openxmlformats.org/drawingml/2006/wordprocessingDrawing" xmlns:w10="urn:schemas-microsoft-com:office:word" xmlns:w="http://schemas.openxmlformats.org/wordprocessingml/2006/main" xmlns:w14="http://schemas.microsoft.com/office/word/2010/wordml" xmlns:w15="http://schemas.microsoft.com/office/word/2012/wordml" xmlns:w16cex="http://schemas.microsoft.com/office/word/2018/wordml/cex" xmlns:w16cid="http://schemas.microsoft.com/office/word/2016/wordml/cid" xmlns:w16="http://schemas.microsoft.com/office/word/2018/wordml" xmlns:w16du="http://schemas.microsoft.com/office/word/2023/wordml/word16du" xmlns:w16sdtdh="http://schemas.microsoft.com/office/word/2020/wordml/sdtdatahash" xmlns:w16sdtfl="http://schemas.microsoft.com/office/word/2024/wordml/sdtformatlock" xmlns:w16se="http://schemas.microsoft.com/office/word/2015/wordml/symex" xmlns:wpg="http://schemas.microsoft.com/office/word/2010/wordprocessingGroup" xmlns:wpi="http://schemas.microsoft.com/office/word/2010/wordprocessingInk" xmlns:wne="http://schemas.microsoft.com/office/word/2006/wordml" xmlns:wps="http://schemas.microsoft.com/office/word/2010/wordprocessingShape" mc:Ignorable="w14 w15 w16se w16cid w16 w16cex w16sdtdh w16sdtfl w16du wp14">
   <w:abstractNum w:abstractNumId="0" w15:restartNumberingAfterBreak="0">
+    <w:nsid w:val="0AD00662"/>
+    <w:multiLevelType w:val="hybridMultilevel"/>
+    <w:tmpl w:val="8146E0AA"/>
+    <w:lvl w:ilvl="0" w:tplc="0419000F">
+      <w:start w:val="1"/>
+      <w:numFmt w:val="decimal"/>
+      <w:lvlText w:val="%1."/>
+      <w:lvlJc w:val="left"/>
+      <w:pPr>
+        <w:ind w:left="720" w:hanging="360"/>
+      </w:pPr>
+    </w:lvl>
+    <w:lvl w:ilvl="1" w:tplc="04190019">
+      <w:start w:val="1"/>
+      <w:numFmt w:val="lowerLetter"/>
+      <w:lvlText w:val="%2."/>
+      <w:lvlJc w:val="left"/>
+      <w:pPr>
+        <w:ind w:left="1440" w:hanging="360"/>
+      </w:pPr>
+    </w:lvl>
+    <w:lvl w:ilvl="2" w:tplc="0419001B">
+      <w:start w:val="1"/>
+      <w:numFmt w:val="lowerRoman"/>
+      <w:lvlText w:val="%3."/>
+      <w:lvlJc w:val="right"/>
+      <w:pPr>
+        <w:ind w:left="2160" w:hanging="180"/>
+      </w:pPr>
+    </w:lvl>
+    <w:lvl w:ilvl="3" w:tplc="0419000F">
+      <w:start w:val="1"/>
+      <w:numFmt w:val="decimal"/>
+      <w:lvlText w:val="%4."/>
+      <w:lvlJc w:val="left"/>
+      <w:pPr>
+        <w:ind w:left="2880" w:hanging="360"/>
+      </w:pPr>
+    </w:lvl>
+    <w:lvl w:ilvl="4" w:tplc="04190019">
+      <w:start w:val="1"/>
+      <w:numFmt w:val="lowerLetter"/>
+      <w:lvlText w:val="%5."/>
+      <w:lvlJc w:val="left"/>
+      <w:pPr>
+        <w:ind w:left="3600" w:hanging="360"/>
+      </w:pPr>
+    </w:lvl>
+    <w:lvl w:ilvl="5" w:tplc="0419001B">
+      <w:start w:val="1"/>
+      <w:numFmt w:val="lowerRoman"/>
+      <w:lvlText w:val="%6."/>
+      <w:lvlJc w:val="right"/>
+      <w:pPr>
+        <w:ind w:left="4320" w:hanging="180"/>
+      </w:pPr>
+    </w:lvl>
+    <w:lvl w:ilvl="6" w:tplc="0419000F">
+      <w:start w:val="1"/>
+      <w:numFmt w:val="decimal"/>
+      <w:lvlText w:val="%7."/>
+      <w:lvlJc w:val="left"/>
+      <w:pPr>
+        <w:ind w:left="5040" w:hanging="360"/>
+      </w:pPr>
+    </w:lvl>
+    <w:lvl w:ilvl="7" w:tplc="04190019">
+      <w:start w:val="1"/>
+      <w:numFmt w:val="lowerLetter"/>
+      <w:lvlText w:val="%8."/>
+      <w:lvlJc w:val="left"/>
+      <w:pPr>
+        <w:ind w:left="5760" w:hanging="360"/>
+      </w:pPr>
+    </w:lvl>
+    <w:lvl w:ilvl="8" w:tplc="0419001B">
+      <w:start w:val="1"/>
+      <w:numFmt w:val="lowerRoman"/>
+      <w:lvlText w:val="%9."/>
+      <w:lvlJc w:val="right"/>
+      <w:pPr>
+        <w:ind w:left="6480" w:hanging="180"/>
+      </w:pPr>
+    </w:lvl>
+  </w:abstractNum>
+  <w:abstractNum w:abstractNumId="1" w15:restartNumberingAfterBreak="0">
     <w:nsid w:val="13595FCA"/>
     <w:multiLevelType w:val="multilevel"/>
     <w:tmpl w:val="11ECF58E"/>
@@ -2963,7 +4096,7 @@
       </w:rPr>
     </w:lvl>
   </w:abstractNum>
-  <w:abstractNum w:abstractNumId="1" w15:restartNumberingAfterBreak="0">
+  <w:abstractNum w:abstractNumId="2" w15:restartNumberingAfterBreak="0">
     <w:nsid w:val="188E3E45"/>
     <w:multiLevelType w:val="multilevel"/>
     <w:tmpl w:val="50D8EA66"/>
@@ -3112,7 +4245,7 @@
       </w:rPr>
     </w:lvl>
   </w:abstractNum>
-  <w:abstractNum w:abstractNumId="2" w15:restartNumberingAfterBreak="0">
+  <w:abstractNum w:abstractNumId="3" w15:restartNumberingAfterBreak="0">
     <w:nsid w:val="2CBA1204"/>
     <w:multiLevelType w:val="multilevel"/>
     <w:tmpl w:val="D2DCE386"/>
@@ -3261,7 +4394,7 @@
       </w:rPr>
     </w:lvl>
   </w:abstractNum>
-  <w:abstractNum w:abstractNumId="3" w15:restartNumberingAfterBreak="0">
+  <w:abstractNum w:abstractNumId="4" w15:restartNumberingAfterBreak="0">
     <w:nsid w:val="68FC6C24"/>
     <w:multiLevelType w:val="multilevel"/>
     <w:tmpl w:val="BA667920"/>
@@ -3374,7 +4507,7 @@
       </w:pPr>
     </w:lvl>
   </w:abstractNum>
-  <w:abstractNum w:abstractNumId="4" w15:restartNumberingAfterBreak="0">
+  <w:abstractNum w:abstractNumId="5" w15:restartNumberingAfterBreak="0">
     <w:nsid w:val="739148BB"/>
     <w:multiLevelType w:val="multilevel"/>
     <w:tmpl w:val="006CABA4"/>
@@ -3524,19 +4657,49 @@
     </w:lvl>
   </w:abstractNum>
   <w:num w:numId="1" w16cid:durableId="389691356">
+    <w:abstractNumId w:val="5"/>
+  </w:num>
+  <w:num w:numId="2" w16cid:durableId="431819702">
+    <w:abstractNumId w:val="3"/>
+  </w:num>
+  <w:num w:numId="3" w16cid:durableId="1732658113">
+    <w:abstractNumId w:val="2"/>
+  </w:num>
+  <w:num w:numId="4" w16cid:durableId="2134058160">
+    <w:abstractNumId w:val="1"/>
+  </w:num>
+  <w:num w:numId="5" w16cid:durableId="725297904">
     <w:abstractNumId w:val="4"/>
   </w:num>
-  <w:num w:numId="2" w16cid:durableId="431819702">
-    <w:abstractNumId w:val="2"/>
-  </w:num>
-  <w:num w:numId="3" w16cid:durableId="1732658113">
-    <w:abstractNumId w:val="1"/>
-  </w:num>
-  <w:num w:numId="4" w16cid:durableId="2134058160">
+  <w:num w:numId="6" w16cid:durableId="265818633">
     <w:abstractNumId w:val="0"/>
-  </w:num>
-  <w:num w:numId="5" w16cid:durableId="725297904">
-    <w:abstractNumId w:val="3"/>
+    <w:lvlOverride w:ilvl="0">
+      <w:startOverride w:val="1"/>
+    </w:lvlOverride>
+    <w:lvlOverride w:ilvl="1">
+      <w:startOverride w:val="1"/>
+    </w:lvlOverride>
+    <w:lvlOverride w:ilvl="2">
+      <w:startOverride w:val="1"/>
+    </w:lvlOverride>
+    <w:lvlOverride w:ilvl="3">
+      <w:startOverride w:val="1"/>
+    </w:lvlOverride>
+    <w:lvlOverride w:ilvl="4">
+      <w:startOverride w:val="1"/>
+    </w:lvlOverride>
+    <w:lvlOverride w:ilvl="5">
+      <w:startOverride w:val="1"/>
+    </w:lvlOverride>
+    <w:lvlOverride w:ilvl="6">
+      <w:startOverride w:val="1"/>
+    </w:lvlOverride>
+    <w:lvlOverride w:ilvl="7">
+      <w:startOverride w:val="1"/>
+    </w:lvlOverride>
+    <w:lvlOverride w:ilvl="8">
+      <w:startOverride w:val="1"/>
+    </w:lvlOverride>
   </w:num>
 </w:numbering>
 </file>

--- a/2026/Рабочая тетрадь 7.docx
+++ b/2026/Рабочая тетрадь 7.docx
@@ -3716,13 +3716,59 @@
     <w:p>
       <w:pPr>
         <w:pStyle w:val="af3"/>
-        <w:rPr>
-          <w:lang w:val="en-US"/>
-        </w:rPr>
-      </w:pPr>
+      </w:pPr>
+      <w:r>
+        <w:t>3.</w:t>
+      </w:r>
+      <w:r>
+        <w:tab/>
+        <w:t>С помощью столбчатой диаграммы сформируйте график количества адресов для каждой машины доставки.</w:t>
+      </w:r>
+    </w:p>
+    <w:p>
+      <w:pPr>
+        <w:pStyle w:val="af5"/>
+      </w:pPr>
+      <w:r>
+        <w:drawing>
+          <wp:inline distT="0" distB="0" distL="0" distR="0" wp14:anchorId="17D5DF24" wp14:editId="6B417BDE">
+            <wp:extent cx="5940425" cy="4043045"/>
+            <wp:effectExtent l="0" t="0" r="3175" b="0"/>
+            <wp:docPr id="1875509090" name="Рисунок 1"/>
+            <wp:cNvGraphicFramePr>
+              <a:graphicFrameLocks xmlns:a="http://schemas.openxmlformats.org/drawingml/2006/main" noChangeAspect="1"/>
+            </wp:cNvGraphicFramePr>
+            <a:graphic xmlns:a="http://schemas.openxmlformats.org/drawingml/2006/main">
+              <a:graphicData uri="http://schemas.openxmlformats.org/drawingml/2006/picture">
+                <pic:pic xmlns:pic="http://schemas.openxmlformats.org/drawingml/2006/picture">
+                  <pic:nvPicPr>
+                    <pic:cNvPr id="1875509090" name=""/>
+                    <pic:cNvPicPr/>
+                  </pic:nvPicPr>
+                  <pic:blipFill>
+                    <a:blip r:embed="rId17"/>
+                    <a:stretch>
+                      <a:fillRect/>
+                    </a:stretch>
+                  </pic:blipFill>
+                  <pic:spPr>
+                    <a:xfrm>
+                      <a:off x="0" y="0"/>
+                      <a:ext cx="5940425" cy="4043045"/>
+                    </a:xfrm>
+                    <a:prstGeom prst="rect">
+                      <a:avLst/>
+                    </a:prstGeom>
+                  </pic:spPr>
+                </pic:pic>
+              </a:graphicData>
+            </a:graphic>
+          </wp:inline>
+        </w:drawing>
+      </w:r>
     </w:p>
     <w:sectPr>
-      <w:footerReference w:type="default" r:id="rId17"/>
+      <w:footerReference w:type="default" r:id="rId18"/>
       <w:pgSz w:w="11906" w:h="16838"/>
       <w:pgMar w:top="1134" w:right="850" w:bottom="1134" w:left="1701" w:header="720" w:footer="720" w:gutter="0"/>
       <w:cols w:space="720"/>

--- a/2026/Рабочая тетрадь 7.docx
+++ b/2026/Рабочая тетрадь 7.docx
@@ -3677,10 +3677,10 @@
       <w:r>
         <w:lastRenderedPageBreak/>
         <w:drawing>
-          <wp:inline distT="0" distB="0" distL="0" distR="0" wp14:anchorId="14675F92" wp14:editId="5CCA2F44">
-            <wp:extent cx="2542857" cy="1638095"/>
-            <wp:effectExtent l="0" t="0" r="0" b="635"/>
-            <wp:docPr id="1343244545" name="Рисунок 1"/>
+          <wp:inline distT="0" distB="0" distL="0" distR="0" wp14:anchorId="3B4F33D3" wp14:editId="5B88EA95">
+            <wp:extent cx="5940425" cy="2108200"/>
+            <wp:effectExtent l="0" t="0" r="3175" b="6350"/>
+            <wp:docPr id="104999065" name="Рисунок 1"/>
             <wp:cNvGraphicFramePr>
               <a:graphicFrameLocks xmlns:a="http://schemas.openxmlformats.org/drawingml/2006/main" noChangeAspect="1"/>
             </wp:cNvGraphicFramePr>
@@ -3688,7 +3688,7 @@
               <a:graphicData uri="http://schemas.openxmlformats.org/drawingml/2006/picture">
                 <pic:pic xmlns:pic="http://schemas.openxmlformats.org/drawingml/2006/picture">
                   <pic:nvPicPr>
-                    <pic:cNvPr id="1343244545" name=""/>
+                    <pic:cNvPr id="104999065" name=""/>
                     <pic:cNvPicPr/>
                   </pic:nvPicPr>
                   <pic:blipFill>
@@ -3700,7 +3700,7 @@
                   <pic:spPr>
                     <a:xfrm>
                       <a:off x="0" y="0"/>
-                      <a:ext cx="2542857" cy="1638095"/>
+                      <a:ext cx="5940425" cy="2108200"/>
                     </a:xfrm>
                     <a:prstGeom prst="rect">
                       <a:avLst/>
@@ -3728,6 +3728,9 @@
     <w:p>
       <w:pPr>
         <w:pStyle w:val="af5"/>
+        <w:rPr>
+          <w:lang w:val="ru-RU"/>
+        </w:rPr>
       </w:pPr>
       <w:r>
         <w:drawing>
@@ -3767,8 +3770,63 @@
         </w:drawing>
       </w:r>
     </w:p>
+    <w:p>
+      <w:pPr>
+        <w:pStyle w:val="af3"/>
+      </w:pPr>
+      <w:r>
+        <w:lastRenderedPageBreak/>
+        <w:t>4.</w:t>
+      </w:r>
+      <w:r>
+        <w:tab/>
+        <w:t>Создайте график индикатора средней покупки.</w:t>
+      </w:r>
+    </w:p>
+    <w:p>
+      <w:pPr>
+        <w:pStyle w:val="af5"/>
+      </w:pPr>
+      <w:r>
+        <w:drawing>
+          <wp:inline distT="0" distB="0" distL="0" distR="0" wp14:anchorId="51AF4C4C" wp14:editId="4D0EEC1B">
+            <wp:extent cx="2542857" cy="1638095"/>
+            <wp:effectExtent l="0" t="0" r="0" b="635"/>
+            <wp:docPr id="1343244545" name="Рисунок 1"/>
+            <wp:cNvGraphicFramePr>
+              <a:graphicFrameLocks xmlns:a="http://schemas.openxmlformats.org/drawingml/2006/main" noChangeAspect="1"/>
+            </wp:cNvGraphicFramePr>
+            <a:graphic xmlns:a="http://schemas.openxmlformats.org/drawingml/2006/main">
+              <a:graphicData uri="http://schemas.openxmlformats.org/drawingml/2006/picture">
+                <pic:pic xmlns:pic="http://schemas.openxmlformats.org/drawingml/2006/picture">
+                  <pic:nvPicPr>
+                    <pic:cNvPr id="1343244545" name=""/>
+                    <pic:cNvPicPr/>
+                  </pic:nvPicPr>
+                  <pic:blipFill>
+                    <a:blip r:embed="rId18"/>
+                    <a:stretch>
+                      <a:fillRect/>
+                    </a:stretch>
+                  </pic:blipFill>
+                  <pic:spPr>
+                    <a:xfrm>
+                      <a:off x="0" y="0"/>
+                      <a:ext cx="2542857" cy="1638095"/>
+                    </a:xfrm>
+                    <a:prstGeom prst="rect">
+                      <a:avLst/>
+                    </a:prstGeom>
+                  </pic:spPr>
+                </pic:pic>
+              </a:graphicData>
+            </a:graphic>
+          </wp:inline>
+        </w:drawing>
+      </w:r>
+    </w:p>
     <w:sectPr>
-      <w:footerReference w:type="default" r:id="rId18"/>
+      <w:footerReference w:type="default" r:id="rId19"/>
       <w:pgSz w:w="11906" w:h="16838"/>
       <w:pgMar w:top="1134" w:right="850" w:bottom="1134" w:left="1701" w:header="720" w:footer="720" w:gutter="0"/>
       <w:cols w:space="720"/>

--- a/2026/Рабочая тетрадь 7.docx
+++ b/2026/Рабочая тетрадь 7.docx
@@ -574,7 +574,6 @@
                 <w14:ligatures w14:val="none"/>
               </w:rPr>
             </w:pPr>
-            <w:proofErr w:type="spellStart"/>
             <w:r>
               <w:rPr>
                 <w:rFonts w:ascii="Times New Roman" w:eastAsia="Times New Roman" w:hAnsi="Times New Roman" w:cs="Times New Roman"/>
@@ -585,35 +584,8 @@
                 <w:lang w:val="en-US" w:eastAsia="zh-CN"/>
                 <w14:ligatures w14:val="none"/>
               </w:rPr>
-              <w:t>по</w:t>
-            </w:r>
-            <w:proofErr w:type="spellEnd"/>
-            <w:r>
-              <w:rPr>
-                <w:rFonts w:ascii="Times New Roman" w:eastAsia="Times New Roman" w:hAnsi="Times New Roman" w:cs="Times New Roman"/>
-                <w:b/>
-                <w:kern w:val="0"/>
-                <w:sz w:val="24"/>
-                <w:szCs w:val="24"/>
-                <w:lang w:val="en-US" w:eastAsia="zh-CN"/>
-                <w14:ligatures w14:val="none"/>
-              </w:rPr>
-              <w:t xml:space="preserve"> </w:t>
-            </w:r>
-            <w:proofErr w:type="spellStart"/>
-            <w:r>
-              <w:rPr>
-                <w:rFonts w:ascii="Times New Roman" w:eastAsia="Times New Roman" w:hAnsi="Times New Roman" w:cs="Times New Roman"/>
-                <w:b/>
-                <w:kern w:val="0"/>
-                <w:sz w:val="24"/>
-                <w:szCs w:val="24"/>
-                <w:lang w:val="en-US" w:eastAsia="zh-CN"/>
-                <w14:ligatures w14:val="none"/>
-              </w:rPr>
-              <w:t>дисциплине</w:t>
-            </w:r>
-            <w:proofErr w:type="spellEnd"/>
+              <w:t>по дисциплине</w:t>
+            </w:r>
           </w:p>
         </w:tc>
       </w:tr>
@@ -1078,7 +1050,6 @@
                 <w14:ligatures w14:val="none"/>
               </w:rPr>
             </w:pPr>
-            <w:proofErr w:type="spellStart"/>
             <w:r>
               <w:rPr>
                 <w:rFonts w:ascii="Times New Roman" w:eastAsia="Times New Roman" w:hAnsi="Times New Roman" w:cs="Times New Roman"/>
@@ -1090,7 +1061,6 @@
               </w:rPr>
               <w:t>Работ</w:t>
             </w:r>
-            <w:proofErr w:type="spellEnd"/>
             <w:r>
               <w:rPr>
                 <w:rFonts w:ascii="Times New Roman" w:eastAsia="Times New Roman" w:hAnsi="Times New Roman" w:cs="Times New Roman"/>
@@ -1111,21 +1081,8 @@
                 <w:lang w:val="en-US" w:eastAsia="zh-CN"/>
                 <w14:ligatures w14:val="none"/>
               </w:rPr>
-              <w:t xml:space="preserve"> </w:t>
-            </w:r>
-            <w:proofErr w:type="spellStart"/>
-            <w:r>
-              <w:rPr>
-                <w:rFonts w:ascii="Times New Roman" w:eastAsia="Times New Roman" w:hAnsi="Times New Roman" w:cs="Times New Roman"/>
-                <w:kern w:val="0"/>
-                <w:sz w:val="24"/>
-                <w:szCs w:val="24"/>
-                <w:lang w:val="en-US" w:eastAsia="zh-CN"/>
-                <w14:ligatures w14:val="none"/>
-              </w:rPr>
-              <w:t>выполнен</w:t>
-            </w:r>
-            <w:proofErr w:type="spellEnd"/>
+              <w:t xml:space="preserve"> выполнен</w:t>
+            </w:r>
             <w:r>
               <w:rPr>
                 <w:rFonts w:ascii="Times New Roman" w:eastAsia="Times New Roman" w:hAnsi="Times New Roman" w:cs="Times New Roman"/>
@@ -1178,7 +1135,18 @@
                 <w:lang w:eastAsia="zh-CN"/>
                 <w14:ligatures w14:val="none"/>
               </w:rPr>
-              <w:t>11</w:t>
+              <w:t>1</w:t>
+            </w:r>
+            <w:r>
+              <w:rPr>
+                <w:rFonts w:ascii="Times New Roman" w:eastAsia="Times New Roman" w:hAnsi="Times New Roman" w:cs="Times New Roman"/>
+                <w:kern w:val="0"/>
+                <w:sz w:val="24"/>
+                <w:szCs w:val="24"/>
+                <w:lang w:eastAsia="zh-CN"/>
+                <w14:ligatures w14:val="none"/>
+              </w:rPr>
+              <w:t>4</w:t>
             </w:r>
             <w:r>
               <w:rPr>
@@ -1546,18 +1514,19 @@
         </w:rPr>
       </w:pPr>
     </w:p>
-    <w:bookmarkStart w:id="1" w:name="_Toc228437797" w:displacedByCustomXml="next"/>
-    <w:bookmarkStart w:id="2" w:name="_Toc70075743" w:displacedByCustomXml="next"/>
-    <w:bookmarkStart w:id="3" w:name="_Toc66911821" w:displacedByCustomXml="next"/>
-    <w:bookmarkStart w:id="4" w:name="_Toc66911612" w:displacedByCustomXml="next"/>
-    <w:bookmarkStart w:id="5" w:name="_Toc66911534" w:displacedByCustomXml="next"/>
-    <w:bookmarkStart w:id="6" w:name="_Toc66911088" w:displacedByCustomXml="next"/>
-    <w:bookmarkStart w:id="7" w:name="_Toc51944867" w:displacedByCustomXml="next"/>
-    <w:bookmarkStart w:id="8" w:name="_Toc32824513" w:displacedByCustomXml="next"/>
-    <w:bookmarkStart w:id="9" w:name="_Toc53328273" w:displacedByCustomXml="next"/>
-    <w:bookmarkStart w:id="10" w:name="_Toc53328297" w:displacedByCustomXml="next"/>
-    <w:bookmarkStart w:id="11" w:name="_Toc53328358" w:displacedByCustomXml="next"/>
-    <w:bookmarkStart w:id="12" w:name="_Toc66891486" w:displacedByCustomXml="next"/>
+    <w:bookmarkStart w:id="1" w:name="_Toc229417750" w:displacedByCustomXml="next"/>
+    <w:bookmarkStart w:id="2" w:name="_Toc228437797" w:displacedByCustomXml="next"/>
+    <w:bookmarkStart w:id="3" w:name="_Toc70075743" w:displacedByCustomXml="next"/>
+    <w:bookmarkStart w:id="4" w:name="_Toc66911821" w:displacedByCustomXml="next"/>
+    <w:bookmarkStart w:id="5" w:name="_Toc66911612" w:displacedByCustomXml="next"/>
+    <w:bookmarkStart w:id="6" w:name="_Toc66911534" w:displacedByCustomXml="next"/>
+    <w:bookmarkStart w:id="7" w:name="_Toc66911088" w:displacedByCustomXml="next"/>
+    <w:bookmarkStart w:id="8" w:name="_Toc51944867" w:displacedByCustomXml="next"/>
+    <w:bookmarkStart w:id="9" w:name="_Toc32824513" w:displacedByCustomXml="next"/>
+    <w:bookmarkStart w:id="10" w:name="_Toc53328273" w:displacedByCustomXml="next"/>
+    <w:bookmarkStart w:id="11" w:name="_Toc53328297" w:displacedByCustomXml="next"/>
+    <w:bookmarkStart w:id="12" w:name="_Toc53328358" w:displacedByCustomXml="next"/>
+    <w:bookmarkStart w:id="13" w:name="_Toc66891486" w:displacedByCustomXml="next"/>
     <w:sdt>
       <w:sdtPr>
         <w:rPr>
@@ -1596,6 +1565,7 @@
             </w:rPr>
             <w:t>Оглавление</w:t>
           </w:r>
+          <w:bookmarkEnd w:id="13"/>
           <w:bookmarkEnd w:id="12"/>
           <w:bookmarkEnd w:id="11"/>
           <w:bookmarkEnd w:id="10"/>
@@ -1657,12 +1627,12 @@
               <w14:ligatures w14:val="standardContextual"/>
             </w:rPr>
           </w:pPr>
-          <w:hyperlink w:anchor="_Toc228437798" w:history="1">
+          <w:hyperlink w:anchor="_Toc229417750" w:history="1">
             <w:r>
               <w:rPr>
                 <w:rStyle w:val="af0"/>
               </w:rPr>
-              <w:t>Введение</w:t>
+              <w:t>Оглавление</w:t>
             </w:r>
             <w:r>
               <w:rPr>
@@ -1680,7 +1650,7 @@
               <w:rPr>
                 <w:webHidden/>
               </w:rPr>
-              <w:instrText xml:space="preserve"> PAGEREF _Toc228437798 \h </w:instrText>
+              <w:instrText xml:space="preserve"> PAGEREF _Toc229417750 \h </w:instrText>
             </w:r>
             <w:r>
               <w:rPr>
@@ -1697,7 +1667,7 @@
               <w:rPr>
                 <w:webHidden/>
               </w:rPr>
-              <w:t>3</w:t>
+              <w:t>2</w:t>
             </w:r>
             <w:r>
               <w:rPr>
@@ -1719,12 +1689,12 @@
               <w14:ligatures w14:val="standardContextual"/>
             </w:rPr>
           </w:pPr>
-          <w:hyperlink w:anchor="_Toc228437799" w:history="1">
+          <w:hyperlink w:anchor="_Toc229417751" w:history="1">
             <w:r>
               <w:rPr>
                 <w:rStyle w:val="af0"/>
               </w:rPr>
-              <w:t>Основная часть</w:t>
+              <w:t>Введение</w:t>
             </w:r>
             <w:r>
               <w:rPr>
@@ -1742,7 +1712,7 @@
               <w:rPr>
                 <w:webHidden/>
               </w:rPr>
-              <w:instrText xml:space="preserve"> PAGEREF _Toc228437799 \h </w:instrText>
+              <w:instrText xml:space="preserve"> PAGEREF _Toc229417751 \h </w:instrText>
             </w:r>
             <w:r>
               <w:rPr>
@@ -1781,12 +1751,12 @@
               <w14:ligatures w14:val="standardContextual"/>
             </w:rPr>
           </w:pPr>
-          <w:hyperlink w:anchor="_Toc228437800" w:history="1">
+          <w:hyperlink w:anchor="_Toc229417752" w:history="1">
             <w:r>
               <w:rPr>
                 <w:rStyle w:val="af0"/>
               </w:rPr>
-              <w:t>Практическое задание 1</w:t>
+              <w:t>Основная часть</w:t>
             </w:r>
             <w:r>
               <w:rPr>
@@ -1804,7 +1774,7 @@
               <w:rPr>
                 <w:webHidden/>
               </w:rPr>
-              <w:instrText xml:space="preserve"> PAGEREF _Toc228437800 \h </w:instrText>
+              <w:instrText xml:space="preserve"> PAGEREF _Toc229417752 \h </w:instrText>
             </w:r>
             <w:r>
               <w:rPr>
@@ -1843,12 +1813,12 @@
               <w14:ligatures w14:val="standardContextual"/>
             </w:rPr>
           </w:pPr>
-          <w:hyperlink w:anchor="_Toc228437801" w:history="1">
+          <w:hyperlink w:anchor="_Toc229417753" w:history="1">
             <w:r>
               <w:rPr>
                 <w:rStyle w:val="af0"/>
               </w:rPr>
-              <w:t>Практическое задание 2</w:t>
+              <w:t>Практическое задание 1</w:t>
             </w:r>
             <w:r>
               <w:rPr>
@@ -1866,7 +1836,7 @@
               <w:rPr>
                 <w:webHidden/>
               </w:rPr>
-              <w:instrText xml:space="preserve"> PAGEREF _Toc228437801 \h </w:instrText>
+              <w:instrText xml:space="preserve"> PAGEREF _Toc229417753 \h </w:instrText>
             </w:r>
             <w:r>
               <w:rPr>
@@ -1883,7 +1853,7 @@
               <w:rPr>
                 <w:webHidden/>
               </w:rPr>
-              <w:t>4</w:t>
+              <w:t>3</w:t>
             </w:r>
             <w:r>
               <w:rPr>
@@ -1905,12 +1875,12 @@
               <w14:ligatures w14:val="standardContextual"/>
             </w:rPr>
           </w:pPr>
-          <w:hyperlink w:anchor="_Toc228437802" w:history="1">
+          <w:hyperlink w:anchor="_Toc229417754" w:history="1">
             <w:r>
               <w:rPr>
                 <w:rStyle w:val="af0"/>
               </w:rPr>
-              <w:t>Практическое задание 3</w:t>
+              <w:t>Задания</w:t>
             </w:r>
             <w:r>
               <w:rPr>
@@ -1928,7 +1898,7 @@
               <w:rPr>
                 <w:webHidden/>
               </w:rPr>
-              <w:instrText xml:space="preserve"> PAGEREF _Toc228437802 \h </w:instrText>
+              <w:instrText xml:space="preserve"> PAGEREF _Toc229417754 \h </w:instrText>
             </w:r>
             <w:r>
               <w:rPr>
@@ -1945,7 +1915,7 @@
               <w:rPr>
                 <w:webHidden/>
               </w:rPr>
-              <w:t>5</w:t>
+              <w:t>6</w:t>
             </w:r>
             <w:r>
               <w:rPr>
@@ -1967,12 +1937,12 @@
               <w14:ligatures w14:val="standardContextual"/>
             </w:rPr>
           </w:pPr>
-          <w:hyperlink w:anchor="_Toc228437803" w:history="1">
+          <w:hyperlink w:anchor="_Toc229417755" w:history="1">
             <w:r>
               <w:rPr>
                 <w:rStyle w:val="af0"/>
               </w:rPr>
-              <w:t>Практическое задание 4</w:t>
+              <w:t>Выводы</w:t>
             </w:r>
             <w:r>
               <w:rPr>
@@ -1990,7 +1960,7 @@
               <w:rPr>
                 <w:webHidden/>
               </w:rPr>
-              <w:instrText xml:space="preserve"> PAGEREF _Toc228437803 \h </w:instrText>
+              <w:instrText xml:space="preserve"> PAGEREF _Toc229417755 \h </w:instrText>
             </w:r>
             <w:r>
               <w:rPr>
@@ -2007,255 +1977,7 @@
               <w:rPr>
                 <w:webHidden/>
               </w:rPr>
-              <w:t>6</w:t>
-            </w:r>
-            <w:r>
-              <w:rPr>
-                <w:webHidden/>
-              </w:rPr>
-              <w:fldChar w:fldCharType="end"/>
-            </w:r>
-          </w:hyperlink>
-        </w:p>
-        <w:p>
-          <w:pPr>
-            <w:pStyle w:val="13"/>
-            <w:rPr>
-              <w:rFonts w:asciiTheme="minorHAnsi" w:eastAsiaTheme="minorEastAsia" w:hAnsiTheme="minorHAnsi" w:cstheme="minorBidi"/>
-              <w:b w:val="0"/>
-              <w:bCs w:val="0"/>
-              <w:kern w:val="2"/>
-              <w:lang w:eastAsia="ru-RU"/>
-              <w14:ligatures w14:val="standardContextual"/>
-            </w:rPr>
-          </w:pPr>
-          <w:hyperlink w:anchor="_Toc228437804" w:history="1">
-            <w:r>
-              <w:rPr>
-                <w:rStyle w:val="af0"/>
-              </w:rPr>
-              <w:t>Практическое задание 5</w:t>
-            </w:r>
-            <w:r>
-              <w:rPr>
-                <w:webHidden/>
-              </w:rPr>
-              <w:tab/>
-            </w:r>
-            <w:r>
-              <w:rPr>
-                <w:webHidden/>
-              </w:rPr>
-              <w:fldChar w:fldCharType="begin"/>
-            </w:r>
-            <w:r>
-              <w:rPr>
-                <w:webHidden/>
-              </w:rPr>
-              <w:instrText xml:space="preserve"> PAGEREF _Toc228437804 \h </w:instrText>
-            </w:r>
-            <w:r>
-              <w:rPr>
-                <w:webHidden/>
-              </w:rPr>
-            </w:r>
-            <w:r>
-              <w:rPr>
-                <w:webHidden/>
-              </w:rPr>
-              <w:fldChar w:fldCharType="separate"/>
-            </w:r>
-            <w:r>
-              <w:rPr>
-                <w:webHidden/>
-              </w:rPr>
-              <w:t>8</w:t>
-            </w:r>
-            <w:r>
-              <w:rPr>
-                <w:webHidden/>
-              </w:rPr>
-              <w:fldChar w:fldCharType="end"/>
-            </w:r>
-          </w:hyperlink>
-        </w:p>
-        <w:p>
-          <w:pPr>
-            <w:pStyle w:val="13"/>
-            <w:rPr>
-              <w:rFonts w:asciiTheme="minorHAnsi" w:eastAsiaTheme="minorEastAsia" w:hAnsiTheme="minorHAnsi" w:cstheme="minorBidi"/>
-              <w:b w:val="0"/>
-              <w:bCs w:val="0"/>
-              <w:kern w:val="2"/>
-              <w:lang w:eastAsia="ru-RU"/>
-              <w14:ligatures w14:val="standardContextual"/>
-            </w:rPr>
-          </w:pPr>
-          <w:hyperlink w:anchor="_Toc228437805" w:history="1">
-            <w:r>
-              <w:rPr>
-                <w:rStyle w:val="af0"/>
-              </w:rPr>
-              <w:t>Задачи на выборку данных</w:t>
-            </w:r>
-            <w:r>
-              <w:rPr>
-                <w:webHidden/>
-              </w:rPr>
-              <w:tab/>
-            </w:r>
-            <w:r>
-              <w:rPr>
-                <w:webHidden/>
-              </w:rPr>
-              <w:fldChar w:fldCharType="begin"/>
-            </w:r>
-            <w:r>
-              <w:rPr>
-                <w:webHidden/>
-              </w:rPr>
-              <w:instrText xml:space="preserve"> PAGEREF _Toc228437805 \h </w:instrText>
-            </w:r>
-            <w:r>
-              <w:rPr>
-                <w:webHidden/>
-              </w:rPr>
-            </w:r>
-            <w:r>
-              <w:rPr>
-                <w:webHidden/>
-              </w:rPr>
-              <w:fldChar w:fldCharType="separate"/>
-            </w:r>
-            <w:r>
-              <w:rPr>
-                <w:webHidden/>
-              </w:rPr>
               <w:t>11</w:t>
-            </w:r>
-            <w:r>
-              <w:rPr>
-                <w:webHidden/>
-              </w:rPr>
-              <w:fldChar w:fldCharType="end"/>
-            </w:r>
-          </w:hyperlink>
-        </w:p>
-        <w:p>
-          <w:pPr>
-            <w:pStyle w:val="13"/>
-            <w:rPr>
-              <w:rFonts w:asciiTheme="minorHAnsi" w:eastAsiaTheme="minorEastAsia" w:hAnsiTheme="minorHAnsi" w:cstheme="minorBidi"/>
-              <w:b w:val="0"/>
-              <w:bCs w:val="0"/>
-              <w:kern w:val="2"/>
-              <w:lang w:eastAsia="ru-RU"/>
-              <w14:ligatures w14:val="standardContextual"/>
-            </w:rPr>
-          </w:pPr>
-          <w:hyperlink w:anchor="_Toc228437806" w:history="1">
-            <w:r>
-              <w:rPr>
-                <w:rStyle w:val="af0"/>
-              </w:rPr>
-              <w:t>Вопросы на защиту</w:t>
-            </w:r>
-            <w:r>
-              <w:rPr>
-                <w:webHidden/>
-              </w:rPr>
-              <w:tab/>
-            </w:r>
-            <w:r>
-              <w:rPr>
-                <w:webHidden/>
-              </w:rPr>
-              <w:fldChar w:fldCharType="begin"/>
-            </w:r>
-            <w:r>
-              <w:rPr>
-                <w:webHidden/>
-              </w:rPr>
-              <w:instrText xml:space="preserve"> PAGEREF _Toc228437806 \h </w:instrText>
-            </w:r>
-            <w:r>
-              <w:rPr>
-                <w:webHidden/>
-              </w:rPr>
-            </w:r>
-            <w:r>
-              <w:rPr>
-                <w:webHidden/>
-              </w:rPr>
-              <w:fldChar w:fldCharType="separate"/>
-            </w:r>
-            <w:r>
-              <w:rPr>
-                <w:webHidden/>
-              </w:rPr>
-              <w:t>21</w:t>
-            </w:r>
-            <w:r>
-              <w:rPr>
-                <w:webHidden/>
-              </w:rPr>
-              <w:fldChar w:fldCharType="end"/>
-            </w:r>
-          </w:hyperlink>
-        </w:p>
-        <w:p>
-          <w:pPr>
-            <w:pStyle w:val="13"/>
-            <w:rPr>
-              <w:rFonts w:asciiTheme="minorHAnsi" w:eastAsiaTheme="minorEastAsia" w:hAnsiTheme="minorHAnsi" w:cstheme="minorBidi"/>
-              <w:b w:val="0"/>
-              <w:bCs w:val="0"/>
-              <w:kern w:val="2"/>
-              <w:lang w:eastAsia="ru-RU"/>
-              <w14:ligatures w14:val="standardContextual"/>
-            </w:rPr>
-          </w:pPr>
-          <w:hyperlink w:anchor="_Toc228437807" w:history="1">
-            <w:r>
-              <w:rPr>
-                <w:rStyle w:val="af0"/>
-              </w:rPr>
-              <w:t>Выводы</w:t>
-            </w:r>
-            <w:r>
-              <w:rPr>
-                <w:webHidden/>
-              </w:rPr>
-              <w:tab/>
-            </w:r>
-            <w:r>
-              <w:rPr>
-                <w:webHidden/>
-              </w:rPr>
-              <w:fldChar w:fldCharType="begin"/>
-            </w:r>
-            <w:r>
-              <w:rPr>
-                <w:webHidden/>
-              </w:rPr>
-              <w:instrText xml:space="preserve"> PAGEREF _Toc228437807 \h </w:instrText>
-            </w:r>
-            <w:r>
-              <w:rPr>
-                <w:webHidden/>
-              </w:rPr>
-            </w:r>
-            <w:r>
-              <w:rPr>
-                <w:webHidden/>
-              </w:rPr>
-              <w:fldChar w:fldCharType="separate"/>
-            </w:r>
-            <w:r>
-              <w:rPr>
-                <w:webHidden/>
-              </w:rPr>
-              <w:t>22</w:t>
             </w:r>
             <w:r>
               <w:rPr>
@@ -2321,12 +2043,12 @@
       <w:pPr>
         <w:pStyle w:val="1"/>
       </w:pPr>
-      <w:bookmarkStart w:id="13" w:name="_Toc228437798"/>
+      <w:bookmarkStart w:id="14" w:name="_Toc229417751"/>
       <w:r>
         <w:lastRenderedPageBreak/>
         <w:t>Введение</w:t>
       </w:r>
-      <w:bookmarkEnd w:id="13"/>
+      <w:bookmarkEnd w:id="14"/>
     </w:p>
     <w:p>
       <w:pPr>
@@ -2386,7 +2108,6 @@
         </w:rPr>
         <w:t xml:space="preserve"> </w:t>
       </w:r>
-      <w:proofErr w:type="spellStart"/>
       <w:r>
         <w:rPr>
           <w:rFonts w:ascii="Times New Roman" w:eastAsia="SimSun" w:hAnsi="Times New Roman" w:cs="Times New Roman"/>
@@ -2398,7 +2119,6 @@
         </w:rPr>
         <w:t>DataLens</w:t>
       </w:r>
-      <w:proofErr w:type="spellEnd"/>
       <w:r>
         <w:rPr>
           <w:rFonts w:ascii="Times New Roman" w:eastAsia="SimSun" w:hAnsi="Times New Roman" w:cs="Times New Roman"/>
@@ -2416,39 +2136,31 @@
         <w:pStyle w:val="1"/>
         <w:jc w:val="center"/>
       </w:pPr>
-      <w:bookmarkStart w:id="14" w:name="_Toc228437799"/>
+      <w:bookmarkStart w:id="15" w:name="_Toc229417752"/>
       <w:r>
         <w:t>Основная часть</w:t>
-      </w:r>
-      <w:bookmarkEnd w:id="14"/>
-    </w:p>
-    <w:p>
-      <w:pPr>
-        <w:pStyle w:val="af1"/>
-      </w:pPr>
-      <w:bookmarkStart w:id="15" w:name="_Toc228437800"/>
-      <w:r>
-        <w:t>Практическое задание</w:t>
-      </w:r>
-      <w:r>
-        <w:t xml:space="preserve"> 1</w:t>
       </w:r>
       <w:bookmarkEnd w:id="15"/>
     </w:p>
     <w:p>
       <w:pPr>
+        <w:pStyle w:val="af1"/>
+      </w:pPr>
+      <w:bookmarkStart w:id="16" w:name="_Toc229417753"/>
+      <w:r>
+        <w:t>Практическое задание</w:t>
+      </w:r>
+      <w:r>
+        <w:t xml:space="preserve"> 1</w:t>
+      </w:r>
+      <w:bookmarkEnd w:id="16"/>
+    </w:p>
+    <w:p>
+      <w:pPr>
         <w:pStyle w:val="af3"/>
       </w:pPr>
       <w:r>
-        <w:t xml:space="preserve">В ходе выполнения практической работы №1 в рабочей тетради №7 было проведено знакомство с инструментом визуализации данных Yandex </w:t>
-      </w:r>
-      <w:proofErr w:type="spellStart"/>
-      <w:r>
-        <w:t>DataLens</w:t>
-      </w:r>
-      <w:proofErr w:type="spellEnd"/>
-      <w:r>
-        <w:t>. Были загружены исходные данные из файлов формата CSV, настроено подключение и создан датасет с объединением нескольких таблиц через ключевые поля. Далее выполнена обработка структуры данных, скрытие служебных атрибутов и подготовка набора для анализа. На основе полученного датасета построены базовые визуализации (в частности, столбчатая диаграмма), а также создан дашборд с добавлением фильтров (селекторов) для интерактивного анализа данных. Работа позволила освоить основные этапы подготовки, объединения и визуализации данных, а также понять принципы построения аналитических отчетов.</w:t>
+        <w:t>В ходе выполнения практической работы №1 в рабочей тетради №7 было проведено знакомство с инструментом визуализации данных Yandex DataLens. Были загружены исходные данные из файлов формата CSV, настроено подключение и создан датасет с объединением нескольких таблиц через ключевые поля. Далее выполнена обработка структуры данных, скрытие служебных атрибутов и подготовка набора для анализа. На основе полученного датасета построены базовые визуализации (в частности, столбчатая диаграмма), а также создан дашборд с добавлением фильтров (селекторов) для интерактивного анализа данных. Работа позволила освоить основные этапы подготовки, объединения и визуализации данных, а также понять принципы построения аналитических отчетов.</w:t>
       </w:r>
     </w:p>
     <w:p>
@@ -2670,12 +2382,14 @@
       <w:pPr>
         <w:pStyle w:val="af1"/>
       </w:pPr>
+      <w:bookmarkStart w:id="17" w:name="_Toc229417754"/>
       <w:r>
         <w:t>Задани</w:t>
       </w:r>
       <w:r>
         <w:t>я</w:t>
       </w:r>
+      <w:bookmarkEnd w:id="17"/>
     </w:p>
     <w:p>
       <w:pPr>
@@ -2823,15 +2537,7 @@
         <w:pStyle w:val="af3"/>
       </w:pPr>
       <w:r>
-        <w:t xml:space="preserve">Следовательно, филиал </w:t>
-      </w:r>
-      <w:proofErr w:type="gramStart"/>
-      <w:r>
-        <w:t>РС(</w:t>
-      </w:r>
-      <w:proofErr w:type="gramEnd"/>
-      <w:r>
-        <w:t>распределительный склад) не работает.</w:t>
+        <w:t>Следовательно, филиал РС(распределительный склад) не работает.</w:t>
       </w:r>
     </w:p>
     <w:p>
@@ -2994,35 +2700,7 @@
               <w:rPr>
                 <w:lang w:val="en-US"/>
               </w:rPr>
-              <w:t xml:space="preserve">        p."</w:t>
-            </w:r>
-            <w:proofErr w:type="spellStart"/>
-            <w:r>
-              <w:rPr>
-                <w:lang w:val="en-US"/>
-              </w:rPr>
-              <w:t>Номер</w:t>
-            </w:r>
-            <w:proofErr w:type="spellEnd"/>
-            <w:r>
-              <w:rPr>
-                <w:lang w:val="en-US"/>
-              </w:rPr>
-              <w:t xml:space="preserve"> </w:t>
-            </w:r>
-            <w:proofErr w:type="spellStart"/>
-            <w:r>
-              <w:rPr>
-                <w:lang w:val="en-US"/>
-              </w:rPr>
-              <w:t>чека</w:t>
-            </w:r>
-            <w:proofErr w:type="spellEnd"/>
-            <w:r>
-              <w:rPr>
-                <w:lang w:val="en-US"/>
-              </w:rPr>
-              <w:t>",</w:t>
+              <w:t xml:space="preserve">        p."Номер чека",</w:t>
             </w:r>
           </w:p>
           <w:p>
@@ -3089,14 +2767,12 @@
             <w:r>
               <w:t xml:space="preserve">        </w:t>
             </w:r>
-            <w:proofErr w:type="gramStart"/>
             <w:r>
               <w:rPr>
                 <w:lang w:val="en-US"/>
               </w:rPr>
               <w:t>SUM(</w:t>
             </w:r>
-            <w:proofErr w:type="gramEnd"/>
           </w:p>
           <w:p>
             <w:pPr>
@@ -3109,16 +2785,8 @@
               <w:rPr>
                 <w:lang w:val="en-US"/>
               </w:rPr>
-              <w:t xml:space="preserve">            </w:t>
-            </w:r>
-            <w:proofErr w:type="gramStart"/>
-            <w:r>
-              <w:rPr>
-                <w:lang w:val="en-US"/>
-              </w:rPr>
-              <w:t>CAST(</w:t>
-            </w:r>
-            <w:proofErr w:type="gramEnd"/>
+              <w:t xml:space="preserve">            CAST(</w:t>
+            </w:r>
           </w:p>
           <w:p>
             <w:pPr>
@@ -3131,49 +2799,7 @@
               <w:rPr>
                 <w:lang w:val="en-US"/>
               </w:rPr>
-              <w:t xml:space="preserve">                </w:t>
-            </w:r>
-            <w:proofErr w:type="gramStart"/>
-            <w:r>
-              <w:rPr>
-                <w:lang w:val="en-US"/>
-              </w:rPr>
-              <w:t>REPLACE(</w:t>
-            </w:r>
-            <w:proofErr w:type="gramEnd"/>
-            <w:r>
-              <w:rPr>
-                <w:lang w:val="en-US"/>
-              </w:rPr>
-              <w:t>p."</w:t>
-            </w:r>
-            <w:proofErr w:type="spellStart"/>
-            <w:r>
-              <w:rPr>
-                <w:lang w:val="en-US"/>
-              </w:rPr>
-              <w:t>Сумма</w:t>
-            </w:r>
-            <w:proofErr w:type="spellEnd"/>
-            <w:r>
-              <w:rPr>
-                <w:lang w:val="en-US"/>
-              </w:rPr>
-              <w:t xml:space="preserve"> </w:t>
-            </w:r>
-            <w:proofErr w:type="spellStart"/>
-            <w:r>
-              <w:rPr>
-                <w:lang w:val="en-US"/>
-              </w:rPr>
-              <w:t>покупки</w:t>
-            </w:r>
-            <w:proofErr w:type="spellEnd"/>
-            <w:r>
-              <w:rPr>
-                <w:lang w:val="en-US"/>
-              </w:rPr>
-              <w:t>", ',', '.') AS NUMERIC</w:t>
+              <w:t xml:space="preserve">                REPLACE(p."Сумма покупки", ',', '.') AS NUMERIC</w:t>
             </w:r>
           </w:p>
           <w:p>
@@ -3201,35 +2827,7 @@
               <w:rPr>
                 <w:lang w:val="en-US"/>
               </w:rPr>
-              <w:t xml:space="preserve">        ) AS "</w:t>
-            </w:r>
-            <w:proofErr w:type="spellStart"/>
-            <w:r>
-              <w:rPr>
-                <w:lang w:val="en-US"/>
-              </w:rPr>
-              <w:t>Сумма</w:t>
-            </w:r>
-            <w:proofErr w:type="spellEnd"/>
-            <w:r>
-              <w:rPr>
-                <w:lang w:val="en-US"/>
-              </w:rPr>
-              <w:t xml:space="preserve"> </w:t>
-            </w:r>
-            <w:proofErr w:type="spellStart"/>
-            <w:r>
-              <w:rPr>
-                <w:lang w:val="en-US"/>
-              </w:rPr>
-              <w:t>чека</w:t>
-            </w:r>
-            <w:proofErr w:type="spellEnd"/>
-            <w:r>
-              <w:rPr>
-                <w:lang w:val="en-US"/>
-              </w:rPr>
-              <w:t>"</w:t>
+              <w:t xml:space="preserve">        ) AS "Сумма чека"</w:t>
             </w:r>
           </w:p>
           <w:p>
@@ -3251,21 +2849,7 @@
               <w:rPr>
                 <w:lang w:val="en-US"/>
               </w:rPr>
-              <w:t xml:space="preserve">    FROM "</w:t>
-            </w:r>
-            <w:proofErr w:type="spellStart"/>
-            <w:r>
-              <w:rPr>
-                <w:lang w:val="en-US"/>
-              </w:rPr>
-              <w:t>Продажи</w:t>
-            </w:r>
-            <w:proofErr w:type="spellEnd"/>
-            <w:r>
-              <w:rPr>
-                <w:lang w:val="en-US"/>
-              </w:rPr>
-              <w:t>" p</w:t>
+              <w:t xml:space="preserve">    FROM "Продажи" p</w:t>
             </w:r>
           </w:p>
           <w:p>
@@ -3287,21 +2871,7 @@
               <w:rPr>
                 <w:lang w:val="en-US"/>
               </w:rPr>
-              <w:t xml:space="preserve">    LEFT JOIN "</w:t>
-            </w:r>
-            <w:proofErr w:type="spellStart"/>
-            <w:r>
-              <w:rPr>
-                <w:lang w:val="en-US"/>
-              </w:rPr>
-              <w:t>Клиенты</w:t>
-            </w:r>
-            <w:proofErr w:type="spellEnd"/>
-            <w:r>
-              <w:rPr>
-                <w:lang w:val="en-US"/>
-              </w:rPr>
-              <w:t>" c</w:t>
+              <w:t xml:space="preserve">    LEFT JOIN "Клиенты" c</w:t>
             </w:r>
           </w:p>
           <w:p>
@@ -3315,35 +2885,7 @@
               <w:rPr>
                 <w:lang w:val="en-US"/>
               </w:rPr>
-              <w:t xml:space="preserve">        ON p."</w:t>
-            </w:r>
-            <w:proofErr w:type="spellStart"/>
-            <w:r>
-              <w:rPr>
-                <w:lang w:val="en-US"/>
-              </w:rPr>
-              <w:t>client_id</w:t>
-            </w:r>
-            <w:proofErr w:type="spellEnd"/>
-            <w:r>
-              <w:rPr>
-                <w:lang w:val="en-US"/>
-              </w:rPr>
-              <w:t>" = c."</w:t>
-            </w:r>
-            <w:proofErr w:type="spellStart"/>
-            <w:r>
-              <w:rPr>
-                <w:lang w:val="en-US"/>
-              </w:rPr>
-              <w:t>client_id</w:t>
-            </w:r>
-            <w:proofErr w:type="spellEnd"/>
-            <w:r>
-              <w:rPr>
-                <w:lang w:val="en-US"/>
-              </w:rPr>
-              <w:t>"</w:t>
+              <w:t xml:space="preserve">        ON p."client_id" = c."client_id"</w:t>
             </w:r>
           </w:p>
           <w:p>
@@ -3365,21 +2907,7 @@
               <w:rPr>
                 <w:lang w:val="en-US"/>
               </w:rPr>
-              <w:t xml:space="preserve">    LEFT JOIN "</w:t>
-            </w:r>
-            <w:proofErr w:type="spellStart"/>
-            <w:r>
-              <w:rPr>
-                <w:lang w:val="en-US"/>
-              </w:rPr>
-              <w:t>Продукты</w:t>
-            </w:r>
-            <w:proofErr w:type="spellEnd"/>
-            <w:r>
-              <w:rPr>
-                <w:lang w:val="en-US"/>
-              </w:rPr>
-              <w:t>" pr</w:t>
+              <w:t xml:space="preserve">    LEFT JOIN "Продукты" pr</w:t>
             </w:r>
           </w:p>
           <w:p>
@@ -3393,35 +2921,7 @@
               <w:rPr>
                 <w:lang w:val="en-US"/>
               </w:rPr>
-              <w:t xml:space="preserve">        ON p."</w:t>
-            </w:r>
-            <w:proofErr w:type="spellStart"/>
-            <w:r>
-              <w:rPr>
-                <w:lang w:val="en-US"/>
-              </w:rPr>
-              <w:t>product_key</w:t>
-            </w:r>
-            <w:proofErr w:type="spellEnd"/>
-            <w:r>
-              <w:rPr>
-                <w:lang w:val="en-US"/>
-              </w:rPr>
-              <w:t>" = pr."</w:t>
-            </w:r>
-            <w:proofErr w:type="spellStart"/>
-            <w:r>
-              <w:rPr>
-                <w:lang w:val="en-US"/>
-              </w:rPr>
-              <w:t>product_key</w:t>
-            </w:r>
-            <w:proofErr w:type="spellEnd"/>
-            <w:r>
-              <w:rPr>
-                <w:lang w:val="en-US"/>
-              </w:rPr>
-              <w:t>"</w:t>
+              <w:t xml:space="preserve">        ON p."product_key" = pr."product_key"</w:t>
             </w:r>
           </w:p>
           <w:p>
@@ -3443,35 +2943,7 @@
               <w:rPr>
                 <w:lang w:val="en-US"/>
               </w:rPr>
-              <w:t xml:space="preserve">    WHERE p."</w:t>
-            </w:r>
-            <w:proofErr w:type="spellStart"/>
-            <w:r>
-              <w:rPr>
-                <w:lang w:val="en-US"/>
-              </w:rPr>
-              <w:t>Номер</w:t>
-            </w:r>
-            <w:proofErr w:type="spellEnd"/>
-            <w:r>
-              <w:rPr>
-                <w:lang w:val="en-US"/>
-              </w:rPr>
-              <w:t xml:space="preserve"> </w:t>
-            </w:r>
-            <w:proofErr w:type="spellStart"/>
-            <w:r>
-              <w:rPr>
-                <w:lang w:val="en-US"/>
-              </w:rPr>
-              <w:t>чека</w:t>
-            </w:r>
-            <w:proofErr w:type="spellEnd"/>
-            <w:r>
-              <w:rPr>
-                <w:lang w:val="en-US"/>
-              </w:rPr>
-              <w:t>" IS NOT NULL</w:t>
+              <w:t xml:space="preserve">    WHERE p."Номер чека" IS NOT NULL</w:t>
             </w:r>
           </w:p>
           <w:p>
@@ -3507,35 +2979,7 @@
               <w:rPr>
                 <w:lang w:val="en-US"/>
               </w:rPr>
-              <w:t xml:space="preserve">        p."</w:t>
-            </w:r>
-            <w:proofErr w:type="spellStart"/>
-            <w:r>
-              <w:rPr>
-                <w:lang w:val="en-US"/>
-              </w:rPr>
-              <w:t>Номер</w:t>
-            </w:r>
-            <w:proofErr w:type="spellEnd"/>
-            <w:r>
-              <w:rPr>
-                <w:lang w:val="en-US"/>
-              </w:rPr>
-              <w:t xml:space="preserve"> </w:t>
-            </w:r>
-            <w:proofErr w:type="spellStart"/>
-            <w:r>
-              <w:rPr>
-                <w:lang w:val="en-US"/>
-              </w:rPr>
-              <w:t>чека</w:t>
-            </w:r>
-            <w:proofErr w:type="spellEnd"/>
-            <w:r>
-              <w:rPr>
-                <w:lang w:val="en-US"/>
-              </w:rPr>
-              <w:t>",</w:t>
+              <w:t xml:space="preserve">        p."Номер чека",</w:t>
             </w:r>
           </w:p>
           <w:p>
@@ -3619,7 +3063,6 @@
             <w:r>
               <w:t xml:space="preserve">    </w:t>
             </w:r>
-            <w:proofErr w:type="gramStart"/>
             <w:r>
               <w:rPr>
                 <w:lang w:val="en-US"/>
@@ -3636,11 +3079,7 @@
               <w:t>AVG</w:t>
             </w:r>
             <w:r>
-              <w:t>(</w:t>
-            </w:r>
-            <w:proofErr w:type="gramEnd"/>
-            <w:r>
-              <w:t xml:space="preserve">"Сумма чека"), 2) </w:t>
+              <w:t xml:space="preserve">("Сумма чека"), 2) </w:t>
             </w:r>
             <w:r>
               <w:rPr>
@@ -3786,6 +3225,9 @@
     <w:p>
       <w:pPr>
         <w:pStyle w:val="af5"/>
+        <w:rPr>
+          <w:lang w:val="ru-RU"/>
+        </w:rPr>
       </w:pPr>
       <w:r>
         <w:drawing>
@@ -3825,8 +3267,243 @@
         </w:drawing>
       </w:r>
     </w:p>
+    <w:p>
+      <w:pPr>
+        <w:pStyle w:val="af3"/>
+      </w:pPr>
+      <w:r>
+        <w:t>5.</w:t>
+      </w:r>
+      <w:r>
+        <w:tab/>
+        <w:t xml:space="preserve">Создайте, на свое усмотрение, 2 визуализации, помогающие понять эффективность работы службы доставки товаров. Если нужны дополнительные расчеты, воспользуйтесь </w:t>
+      </w:r>
+      <w:r>
+        <w:rPr>
+          <w:lang w:val="en-US"/>
+        </w:rPr>
+        <w:t>Loginom</w:t>
+      </w:r>
+      <w:r>
+        <w:t xml:space="preserve"> или </w:t>
+      </w:r>
+      <w:r>
+        <w:rPr>
+          <w:lang w:val="en-US"/>
+        </w:rPr>
+        <w:t>Python</w:t>
+      </w:r>
+      <w:r>
+        <w:t xml:space="preserve"> для вычисления группировок и агрегаций, после чего результат в виде таблицы данных погрузите отдельной таблицей в подключения и создайте датасет.</w:t>
+      </w:r>
+    </w:p>
+    <w:p>
+      <w:pPr>
+        <w:pStyle w:val="af3"/>
+      </w:pPr>
+      <w:r>
+        <w:t xml:space="preserve">Прибыль </w:t>
+      </w:r>
+      <w:r>
+        <w:t>по машинам доставки:</w:t>
+      </w:r>
+    </w:p>
+    <w:p>
+      <w:pPr>
+        <w:pStyle w:val="af5"/>
+        <w:rPr>
+          <w:lang w:val="ru-RU"/>
+        </w:rPr>
+      </w:pPr>
+      <w:r>
+        <w:drawing>
+          <wp:inline distT="0" distB="0" distL="0" distR="0" wp14:anchorId="350F2060" wp14:editId="7CA1DF0D">
+            <wp:extent cx="5940425" cy="4097655"/>
+            <wp:effectExtent l="0" t="0" r="3175" b="0"/>
+            <wp:docPr id="858929754" name="Рисунок 1"/>
+            <wp:cNvGraphicFramePr>
+              <a:graphicFrameLocks xmlns:a="http://schemas.openxmlformats.org/drawingml/2006/main" noChangeAspect="1"/>
+            </wp:cNvGraphicFramePr>
+            <a:graphic xmlns:a="http://schemas.openxmlformats.org/drawingml/2006/main">
+              <a:graphicData uri="http://schemas.openxmlformats.org/drawingml/2006/picture">
+                <pic:pic xmlns:pic="http://schemas.openxmlformats.org/drawingml/2006/picture">
+                  <pic:nvPicPr>
+                    <pic:cNvPr id="858929754" name=""/>
+                    <pic:cNvPicPr/>
+                  </pic:nvPicPr>
+                  <pic:blipFill>
+                    <a:blip r:embed="rId19"/>
+                    <a:stretch>
+                      <a:fillRect/>
+                    </a:stretch>
+                  </pic:blipFill>
+                  <pic:spPr>
+                    <a:xfrm>
+                      <a:off x="0" y="0"/>
+                      <a:ext cx="5940425" cy="4097655"/>
+                    </a:xfrm>
+                    <a:prstGeom prst="rect">
+                      <a:avLst/>
+                    </a:prstGeom>
+                  </pic:spPr>
+                </pic:pic>
+              </a:graphicData>
+            </a:graphic>
+          </wp:inline>
+        </w:drawing>
+      </w:r>
+    </w:p>
+    <w:p>
+      <w:pPr>
+        <w:pStyle w:val="af3"/>
+      </w:pPr>
+      <w:r>
+        <w:t>Загруженность машин доставок в разные сезоны года:</w:t>
+      </w:r>
+    </w:p>
+    <w:p>
+      <w:pPr>
+        <w:pStyle w:val="af5"/>
+        <w:rPr>
+          <w:lang w:val="ru-RU"/>
+        </w:rPr>
+      </w:pPr>
+      <w:r>
+        <w:lastRenderedPageBreak/>
+        <w:drawing>
+          <wp:inline distT="0" distB="0" distL="0" distR="0" wp14:anchorId="09947C05" wp14:editId="5BB95024">
+            <wp:extent cx="5940425" cy="4110355"/>
+            <wp:effectExtent l="0" t="0" r="3175" b="4445"/>
+            <wp:docPr id="405215005" name="Рисунок 1"/>
+            <wp:cNvGraphicFramePr>
+              <a:graphicFrameLocks xmlns:a="http://schemas.openxmlformats.org/drawingml/2006/main" noChangeAspect="1"/>
+            </wp:cNvGraphicFramePr>
+            <a:graphic xmlns:a="http://schemas.openxmlformats.org/drawingml/2006/main">
+              <a:graphicData uri="http://schemas.openxmlformats.org/drawingml/2006/picture">
+                <pic:pic xmlns:pic="http://schemas.openxmlformats.org/drawingml/2006/picture">
+                  <pic:nvPicPr>
+                    <pic:cNvPr id="405215005" name=""/>
+                    <pic:cNvPicPr/>
+                  </pic:nvPicPr>
+                  <pic:blipFill>
+                    <a:blip r:embed="rId20"/>
+                    <a:stretch>
+                      <a:fillRect/>
+                    </a:stretch>
+                  </pic:blipFill>
+                  <pic:spPr>
+                    <a:xfrm>
+                      <a:off x="0" y="0"/>
+                      <a:ext cx="5940425" cy="4110355"/>
+                    </a:xfrm>
+                    <a:prstGeom prst="rect">
+                      <a:avLst/>
+                    </a:prstGeom>
+                  </pic:spPr>
+                </pic:pic>
+              </a:graphicData>
+            </a:graphic>
+          </wp:inline>
+        </w:drawing>
+      </w:r>
+    </w:p>
+    <w:p>
+      <w:pPr>
+        <w:pStyle w:val="af3"/>
+      </w:pPr>
+      <w:r>
+        <w:t>6.</w:t>
+      </w:r>
+      <w:r>
+        <w:tab/>
+        <w:t>Вывести все графики на один дашборд с фильтрацией по дате покупки.</w:t>
+      </w:r>
+    </w:p>
+    <w:p>
+      <w:pPr>
+        <w:pStyle w:val="af3"/>
+      </w:pPr>
+      <w:r>
+        <w:t>https://datalens.yandex/ku1h8qitxjvo4</w:t>
+      </w:r>
+    </w:p>
+    <w:p>
+      <w:pPr>
+        <w:pStyle w:val="af5"/>
+        <w:rPr>
+          <w:lang w:val="ru-RU"/>
+        </w:rPr>
+      </w:pPr>
+      <w:r>
+        <w:drawing>
+          <wp:inline distT="0" distB="0" distL="0" distR="0" wp14:anchorId="5C5FC799" wp14:editId="54811E68">
+            <wp:extent cx="5940425" cy="2420620"/>
+            <wp:effectExtent l="0" t="0" r="3175" b="0"/>
+            <wp:docPr id="1946485158" name="Рисунок 1"/>
+            <wp:cNvGraphicFramePr>
+              <a:graphicFrameLocks xmlns:a="http://schemas.openxmlformats.org/drawingml/2006/main" noChangeAspect="1"/>
+            </wp:cNvGraphicFramePr>
+            <a:graphic xmlns:a="http://schemas.openxmlformats.org/drawingml/2006/main">
+              <a:graphicData uri="http://schemas.openxmlformats.org/drawingml/2006/picture">
+                <pic:pic xmlns:pic="http://schemas.openxmlformats.org/drawingml/2006/picture">
+                  <pic:nvPicPr>
+                    <pic:cNvPr id="1946485158" name=""/>
+                    <pic:cNvPicPr/>
+                  </pic:nvPicPr>
+                  <pic:blipFill>
+                    <a:blip r:embed="rId21"/>
+                    <a:stretch>
+                      <a:fillRect/>
+                    </a:stretch>
+                  </pic:blipFill>
+                  <pic:spPr>
+                    <a:xfrm>
+                      <a:off x="0" y="0"/>
+                      <a:ext cx="5940425" cy="2420620"/>
+                    </a:xfrm>
+                    <a:prstGeom prst="rect">
+                      <a:avLst/>
+                    </a:prstGeom>
+                  </pic:spPr>
+                </pic:pic>
+              </a:graphicData>
+            </a:graphic>
+          </wp:inline>
+        </w:drawing>
+      </w:r>
+    </w:p>
+    <w:p>
+      <w:pPr>
+        <w:pStyle w:val="af5"/>
+        <w:rPr>
+          <w:lang w:val="ru-RU"/>
+        </w:rPr>
+      </w:pPr>
+    </w:p>
+    <w:p>
+      <w:pPr>
+        <w:pStyle w:val="af1"/>
+      </w:pPr>
+      <w:bookmarkStart w:id="18" w:name="_Toc229417755"/>
+      <w:r>
+        <w:t>Выводы</w:t>
+      </w:r>
+      <w:bookmarkEnd w:id="18"/>
+    </w:p>
+    <w:p>
+      <w:pPr>
+        <w:pStyle w:val="af3"/>
+      </w:pPr>
+      <w:r>
+        <w:t xml:space="preserve">В ходе выполнения работы были освоены основные возможности Yandex DataLens по подключению, объединению и визуализации данных, построен единый датасет на основе таблиц продаж, клиентов и продуктов, </w:t>
+      </w:r>
+      <w:r>
+        <w:lastRenderedPageBreak/>
+        <w:t>реализованы аналитические визуализации для оценки динамики продаж, среднего чека и эффективности службы доставки, а также выявлены наиболее прибыльные филиалы, распределение нагрузки между машинами доставки и сезонные изменения активности заказов, что позволило получить практические навыки построения интерактивных дашбордов и анализа бизнес-показателей на основе данных.</w:t>
+      </w:r>
+    </w:p>
     <w:sectPr>
-      <w:footerReference w:type="default" r:id="rId19"/>
+      <w:footerReference w:type="default" r:id="rId22"/>
       <w:pgSz w:w="11906" w:h="16838"/>
       <w:pgMar w:top="1134" w:right="850" w:bottom="1134" w:left="1701" w:header="720" w:footer="720" w:gutter="0"/>
       <w:cols w:space="720"/>
